--- a/docx/Campagne_FrontDeVespator.docx
+++ b/docx/Campagne_FrontDeVespator.docx
@@ -523,7 +523,7 @@
           </w:tcPr>
           <w:p>
             <w:r>
-              <w:t>Héros inspirant : réduisez de 1 la caractéristique de Commandement des unités amies tant qu'elles se trouvent à 6" ou moins d'un modèle PERSONNAGE de cette unité. De plus, quand une unité amie située à 6" ou moins d'un modèle PERSONNAGE de cette unité est prise pour cible d'une charge adverse, cette unité peut utiliser son action pour effectuer un Mouvement Normal. Elle doit finir ce mouvement le plus près possible de l'unité ennemie qui charge et ne peut finir à Portée d'Engagement que de cette unité ; si c'est le cas, la charge est annulée.</w:t>
+              <w:t>Héros inspirant : réduisez de 1 la caractéristique de Commandement des unités amies tant qu'elles se trouvent à 6" ou moins d'un modèle PERSONNAGE de cette unité. De plus, cette unité peut effectuer une Intervention Héroïque.</w:t>
             </w:r>
           </w:p>
         </w:tc>

--- a/docx/Campagne_FrontDeVespator.docx
+++ b/docx/Campagne_FrontDeVespator.docx
@@ -16,8 +16,38 @@
       </w:r>
     </w:p>
     <w:p>
+      <w:pPr/>
+      <w:r>
+        <w:rPr>
+          <w:rFonts w:ascii="Arial" w:hAnsi="Arial"/>
+          <w:b/>
+          <w:sz w:val="36"/>
+        </w:rPr>
+        <w:t>Sommaire</w:t>
+      </w:r>
+    </w:p>
+    <w:p>
+      <w:pPr/>
+      <w:r>
+        <w:fldChar w:fldCharType="begin"/>
+      </w:r>
+      <w:r>
+        <w:instrText xml:space="preserve"> TOC \o "1-2" \h \z \u </w:instrText>
+      </w:r>
+      <w:r>
+        <w:fldChar w:fldCharType="separate"/>
+      </w:r>
+      <w:r>
+        <w:t xml:space="preserve">Ouvrez le document et appuyez sur F9 (ou clic droit &gt; Mettre à jour) pour générer les numéros de page.</w:t>
+      </w:r>
+      <w:r>
+        <w:fldChar w:fldCharType="end"/>
+      </w:r>
+    </w:p>
+    <w:p>
       <w:pPr>
         <w:pStyle w:val="Heading1"/>
+        <w:pageBreakBefore/>
       </w:pPr>
       <w:r>
         <w:t>Ordre de Bataille</w:t>
@@ -93,21 +123,28 @@
         <w:t>Quand une unité a accumulé assez de points d'expérience, elle monte en rang. À chaque montée en rang, elle gagne 1 Honneur de Bataille.</w:t>
       </w:r>
     </w:p>
+    <w:p>
+      <w:pPr>
+        <w:pStyle w:val="Normal"/>
+      </w:pPr>
+    </w:p>
     <w:tbl>
       <w:tblPr>
         <w:tblStyle w:val="TableGrid"/>
-        <w:tblW w:type="auto" w:w="0"/>
+        <w:tblW w:type="dxa" w:w="8640"/>
         <w:tblLook w:firstColumn="1" w:firstRow="1" w:lastColumn="0" w:lastRow="0" w:noHBand="0" w:noVBand="1" w:val="04A0"/>
+        <w:tblLayout w:type="fixed"/>
+        <w:tblW/>
       </w:tblPr>
       <w:tblGrid>
-        <w:gridCol w:w="2880"/>
-        <w:gridCol w:w="2880"/>
-        <w:gridCol w:w="2880"/>
+        <w:gridCol w:w="2931"/>
+        <w:gridCol w:w="2623"/>
+        <w:gridCol w:w="3086"/>
       </w:tblGrid>
       <w:tr>
         <w:tc>
           <w:tcPr>
-            <w:tcW w:type="dxa" w:w="2880"/>
+            <w:tcW w:type="dxa" w:w="2931"/>
           </w:tcPr>
           <w:p>
             <w:r/>
@@ -121,7 +158,7 @@
         </w:tc>
         <w:tc>
           <w:tcPr>
-            <w:tcW w:type="dxa" w:w="2880"/>
+            <w:tcW w:type="dxa" w:w="2623"/>
           </w:tcPr>
           <w:p>
             <w:r/>
@@ -135,7 +172,7 @@
         </w:tc>
         <w:tc>
           <w:tcPr>
-            <w:tcW w:type="dxa" w:w="2880"/>
+            <w:tcW w:type="dxa" w:w="3086"/>
           </w:tcPr>
           <w:p>
             <w:r/>
@@ -151,7 +188,7 @@
       <w:tr>
         <w:tc>
           <w:tcPr>
-            <w:tcW w:type="dxa" w:w="2880"/>
+            <w:tcW w:type="dxa" w:w="2931"/>
           </w:tcPr>
           <w:p>
             <w:r>
@@ -161,7 +198,7 @@
         </w:tc>
         <w:tc>
           <w:tcPr>
-            <w:tcW w:type="dxa" w:w="2880"/>
+            <w:tcW w:type="dxa" w:w="2623"/>
           </w:tcPr>
           <w:p>
             <w:r>
@@ -171,7 +208,7 @@
         </w:tc>
         <w:tc>
           <w:tcPr>
-            <w:tcW w:type="dxa" w:w="2880"/>
+            <w:tcW w:type="dxa" w:w="3086"/>
           </w:tcPr>
           <w:p>
             <w:r/>
@@ -184,7 +221,7 @@
       <w:tr>
         <w:tc>
           <w:tcPr>
-            <w:tcW w:type="dxa" w:w="2880"/>
+            <w:tcW w:type="dxa" w:w="2931"/>
           </w:tcPr>
           <w:p>
             <w:r>
@@ -194,7 +231,7 @@
         </w:tc>
         <w:tc>
           <w:tcPr>
-            <w:tcW w:type="dxa" w:w="2880"/>
+            <w:tcW w:type="dxa" w:w="2623"/>
           </w:tcPr>
           <w:p>
             <w:r>
@@ -204,7 +241,7 @@
         </w:tc>
         <w:tc>
           <w:tcPr>
-            <w:tcW w:type="dxa" w:w="2880"/>
+            <w:tcW w:type="dxa" w:w="3086"/>
           </w:tcPr>
           <w:p>
             <w:r/>
@@ -217,7 +254,7 @@
       <w:tr>
         <w:tc>
           <w:tcPr>
-            <w:tcW w:type="dxa" w:w="2880"/>
+            <w:tcW w:type="dxa" w:w="2931"/>
           </w:tcPr>
           <w:p>
             <w:r>
@@ -227,7 +264,7 @@
         </w:tc>
         <w:tc>
           <w:tcPr>
-            <w:tcW w:type="dxa" w:w="2880"/>
+            <w:tcW w:type="dxa" w:w="2623"/>
           </w:tcPr>
           <w:p>
             <w:r>
@@ -237,7 +274,7 @@
         </w:tc>
         <w:tc>
           <w:tcPr>
-            <w:tcW w:type="dxa" w:w="2880"/>
+            <w:tcW w:type="dxa" w:w="3086"/>
           </w:tcPr>
           <w:p>
             <w:r/>
@@ -250,7 +287,7 @@
       <w:tr>
         <w:tc>
           <w:tcPr>
-            <w:tcW w:type="dxa" w:w="2880"/>
+            <w:tcW w:type="dxa" w:w="2931"/>
           </w:tcPr>
           <w:p>
             <w:r>
@@ -260,7 +297,7 @@
         </w:tc>
         <w:tc>
           <w:tcPr>
-            <w:tcW w:type="dxa" w:w="2880"/>
+            <w:tcW w:type="dxa" w:w="2623"/>
           </w:tcPr>
           <w:p>
             <w:r>
@@ -270,7 +307,7 @@
         </w:tc>
         <w:tc>
           <w:tcPr>
-            <w:tcW w:type="dxa" w:w="2880"/>
+            <w:tcW w:type="dxa" w:w="3086"/>
           </w:tcPr>
           <w:p>
             <w:r/>
@@ -283,7 +320,7 @@
       <w:tr>
         <w:tc>
           <w:tcPr>
-            <w:tcW w:type="dxa" w:w="2880"/>
+            <w:tcW w:type="dxa" w:w="2931"/>
           </w:tcPr>
           <w:p>
             <w:r>
@@ -293,7 +330,7 @@
         </w:tc>
         <w:tc>
           <w:tcPr>
-            <w:tcW w:type="dxa" w:w="2880"/>
+            <w:tcW w:type="dxa" w:w="2623"/>
           </w:tcPr>
           <w:p>
             <w:r>
@@ -303,7 +340,7 @@
         </w:tc>
         <w:tc>
           <w:tcPr>
-            <w:tcW w:type="dxa" w:w="2880"/>
+            <w:tcW w:type="dxa" w:w="3086"/>
           </w:tcPr>
           <w:p>
             <w:r/>
@@ -378,20 +415,27 @@
         <w:t>Unités PERSONNAGE, hors VÉHICULE et MONSTRE</w:t>
       </w:r>
     </w:p>
+    <w:p>
+      <w:pPr>
+        <w:pStyle w:val="Normal"/>
+      </w:pPr>
+    </w:p>
     <w:tbl>
       <w:tblPr>
         <w:tblStyle w:val="TableGrid"/>
-        <w:tblW w:type="auto" w:w="0"/>
+        <w:tblW w:type="dxa" w:w="8640"/>
         <w:tblLook w:firstColumn="1" w:firstRow="1" w:lastColumn="0" w:lastRow="0" w:noHBand="0" w:noVBand="1" w:val="04A0"/>
+        <w:tblLayout w:type="fixed"/>
+        <w:tblW/>
       </w:tblPr>
       <w:tblGrid>
-        <w:gridCol w:w="2880"/>
-        <w:gridCol w:w="2880"/>
+        <w:gridCol w:w="660"/>
+        <w:gridCol w:w="7980"/>
       </w:tblGrid>
       <w:tr>
         <w:tc>
           <w:tcPr>
-            <w:tcW w:type="dxa" w:w="2880"/>
+            <w:tcW w:type="dxa" w:w="660"/>
           </w:tcPr>
           <w:p>
             <w:r/>
@@ -405,7 +449,7 @@
         </w:tc>
         <w:tc>
           <w:tcPr>
-            <w:tcW w:type="dxa" w:w="2880"/>
+            <w:tcW w:type="dxa" w:w="7980"/>
           </w:tcPr>
           <w:p>
             <w:r/>
@@ -421,7 +465,7 @@
       <w:tr>
         <w:tc>
           <w:tcPr>
-            <w:tcW w:type="dxa" w:w="2880"/>
+            <w:tcW w:type="dxa" w:w="660"/>
           </w:tcPr>
           <w:p>
             <w:r>
@@ -431,7 +475,7 @@
         </w:tc>
         <w:tc>
           <w:tcPr>
-            <w:tcW w:type="dxa" w:w="2880"/>
+            <w:tcW w:type="dxa" w:w="7980"/>
           </w:tcPr>
           <w:p>
             <w:r>
@@ -443,7 +487,7 @@
       <w:tr>
         <w:tc>
           <w:tcPr>
-            <w:tcW w:type="dxa" w:w="2880"/>
+            <w:tcW w:type="dxa" w:w="660"/>
           </w:tcPr>
           <w:p>
             <w:r>
@@ -453,7 +497,7 @@
         </w:tc>
         <w:tc>
           <w:tcPr>
-            <w:tcW w:type="dxa" w:w="2880"/>
+            <w:tcW w:type="dxa" w:w="7980"/>
           </w:tcPr>
           <w:p>
             <w:r>
@@ -465,7 +509,7 @@
       <w:tr>
         <w:tc>
           <w:tcPr>
-            <w:tcW w:type="dxa" w:w="2880"/>
+            <w:tcW w:type="dxa" w:w="660"/>
           </w:tcPr>
           <w:p>
             <w:r>
@@ -475,7 +519,7 @@
         </w:tc>
         <w:tc>
           <w:tcPr>
-            <w:tcW w:type="dxa" w:w="2880"/>
+            <w:tcW w:type="dxa" w:w="7980"/>
           </w:tcPr>
           <w:p>
             <w:r>
@@ -487,7 +531,7 @@
       <w:tr>
         <w:tc>
           <w:tcPr>
-            <w:tcW w:type="dxa" w:w="2880"/>
+            <w:tcW w:type="dxa" w:w="660"/>
           </w:tcPr>
           <w:p>
             <w:r>
@@ -497,7 +541,7 @@
         </w:tc>
         <w:tc>
           <w:tcPr>
-            <w:tcW w:type="dxa" w:w="2880"/>
+            <w:tcW w:type="dxa" w:w="7980"/>
           </w:tcPr>
           <w:p>
             <w:r>
@@ -509,7 +553,7 @@
       <w:tr>
         <w:tc>
           <w:tcPr>
-            <w:tcW w:type="dxa" w:w="2880"/>
+            <w:tcW w:type="dxa" w:w="660"/>
           </w:tcPr>
           <w:p>
             <w:r>
@@ -519,7 +563,7 @@
         </w:tc>
         <w:tc>
           <w:tcPr>
-            <w:tcW w:type="dxa" w:w="2880"/>
+            <w:tcW w:type="dxa" w:w="7980"/>
           </w:tcPr>
           <w:p>
             <w:r>
@@ -531,7 +575,7 @@
       <w:tr>
         <w:tc>
           <w:tcPr>
-            <w:tcW w:type="dxa" w:w="2880"/>
+            <w:tcW w:type="dxa" w:w="660"/>
           </w:tcPr>
           <w:p>
             <w:r>
@@ -541,7 +585,7 @@
         </w:tc>
         <w:tc>
           <w:tcPr>
-            <w:tcW w:type="dxa" w:w="2880"/>
+            <w:tcW w:type="dxa" w:w="7980"/>
           </w:tcPr>
           <w:p>
             <w:r>
@@ -553,26 +597,38 @@
     </w:tbl>
     <w:p>
       <w:pPr>
+        <w:pStyle w:val="Normal"/>
+      </w:pPr>
+    </w:p>
+    <w:p>
+      <w:pPr>
         <w:pStyle w:val="Heading2"/>
       </w:pPr>
       <w:r>
         <w:t>Unités VÉHICULE</w:t>
       </w:r>
     </w:p>
+    <w:p>
+      <w:pPr>
+        <w:pStyle w:val="Normal"/>
+      </w:pPr>
+    </w:p>
     <w:tbl>
       <w:tblPr>
         <w:tblStyle w:val="TableGrid"/>
-        <w:tblW w:type="auto" w:w="0"/>
+        <w:tblW w:type="dxa" w:w="8640"/>
         <w:tblLook w:firstColumn="1" w:firstRow="1" w:lastColumn="0" w:lastRow="0" w:noHBand="0" w:noVBand="1" w:val="04A0"/>
+        <w:tblLayout w:type="fixed"/>
+        <w:tblW/>
       </w:tblPr>
       <w:tblGrid>
-        <w:gridCol w:w="2880"/>
-        <w:gridCol w:w="2880"/>
+        <w:gridCol w:w="660"/>
+        <w:gridCol w:w="7980"/>
       </w:tblGrid>
       <w:tr>
         <w:tc>
           <w:tcPr>
-            <w:tcW w:type="dxa" w:w="2880"/>
+            <w:tcW w:type="dxa" w:w="660"/>
           </w:tcPr>
           <w:p>
             <w:r/>
@@ -586,7 +642,7 @@
         </w:tc>
         <w:tc>
           <w:tcPr>
-            <w:tcW w:type="dxa" w:w="2880"/>
+            <w:tcW w:type="dxa" w:w="7980"/>
           </w:tcPr>
           <w:p>
             <w:r/>
@@ -602,7 +658,7 @@
       <w:tr>
         <w:tc>
           <w:tcPr>
-            <w:tcW w:type="dxa" w:w="2880"/>
+            <w:tcW w:type="dxa" w:w="660"/>
           </w:tcPr>
           <w:p>
             <w:r>
@@ -612,7 +668,7 @@
         </w:tc>
         <w:tc>
           <w:tcPr>
-            <w:tcW w:type="dxa" w:w="2880"/>
+            <w:tcW w:type="dxa" w:w="7980"/>
           </w:tcPr>
           <w:p>
             <w:r>
@@ -624,7 +680,7 @@
       <w:tr>
         <w:tc>
           <w:tcPr>
-            <w:tcW w:type="dxa" w:w="2880"/>
+            <w:tcW w:type="dxa" w:w="660"/>
           </w:tcPr>
           <w:p>
             <w:r>
@@ -634,7 +690,7 @@
         </w:tc>
         <w:tc>
           <w:tcPr>
-            <w:tcW w:type="dxa" w:w="2880"/>
+            <w:tcW w:type="dxa" w:w="7980"/>
           </w:tcPr>
           <w:p>
             <w:r>
@@ -646,7 +702,7 @@
       <w:tr>
         <w:tc>
           <w:tcPr>
-            <w:tcW w:type="dxa" w:w="2880"/>
+            <w:tcW w:type="dxa" w:w="660"/>
           </w:tcPr>
           <w:p>
             <w:r>
@@ -656,7 +712,7 @@
         </w:tc>
         <w:tc>
           <w:tcPr>
-            <w:tcW w:type="dxa" w:w="2880"/>
+            <w:tcW w:type="dxa" w:w="7980"/>
           </w:tcPr>
           <w:p>
             <w:r>
@@ -668,7 +724,7 @@
       <w:tr>
         <w:tc>
           <w:tcPr>
-            <w:tcW w:type="dxa" w:w="2880"/>
+            <w:tcW w:type="dxa" w:w="660"/>
           </w:tcPr>
           <w:p>
             <w:r>
@@ -678,7 +734,7 @@
         </w:tc>
         <w:tc>
           <w:tcPr>
-            <w:tcW w:type="dxa" w:w="2880"/>
+            <w:tcW w:type="dxa" w:w="7980"/>
           </w:tcPr>
           <w:p>
             <w:r>
@@ -690,7 +746,7 @@
       <w:tr>
         <w:tc>
           <w:tcPr>
-            <w:tcW w:type="dxa" w:w="2880"/>
+            <w:tcW w:type="dxa" w:w="660"/>
           </w:tcPr>
           <w:p>
             <w:r>
@@ -700,7 +756,7 @@
         </w:tc>
         <w:tc>
           <w:tcPr>
-            <w:tcW w:type="dxa" w:w="2880"/>
+            <w:tcW w:type="dxa" w:w="7980"/>
           </w:tcPr>
           <w:p>
             <w:r>
@@ -712,7 +768,7 @@
       <w:tr>
         <w:tc>
           <w:tcPr>
-            <w:tcW w:type="dxa" w:w="2880"/>
+            <w:tcW w:type="dxa" w:w="660"/>
           </w:tcPr>
           <w:p>
             <w:r>
@@ -722,7 +778,7 @@
         </w:tc>
         <w:tc>
           <w:tcPr>
-            <w:tcW w:type="dxa" w:w="2880"/>
+            <w:tcW w:type="dxa" w:w="7980"/>
           </w:tcPr>
           <w:p>
             <w:r>
@@ -734,26 +790,38 @@
     </w:tbl>
     <w:p>
       <w:pPr>
+        <w:pStyle w:val="Normal"/>
+      </w:pPr>
+    </w:p>
+    <w:p>
+      <w:pPr>
         <w:pStyle w:val="Heading2"/>
       </w:pPr>
       <w:r>
         <w:t>Unités MONSTRE</w:t>
       </w:r>
     </w:p>
+    <w:p>
+      <w:pPr>
+        <w:pStyle w:val="Normal"/>
+      </w:pPr>
+    </w:p>
     <w:tbl>
       <w:tblPr>
         <w:tblStyle w:val="TableGrid"/>
-        <w:tblW w:type="auto" w:w="0"/>
+        <w:tblW w:type="dxa" w:w="8640"/>
         <w:tblLook w:firstColumn="1" w:firstRow="1" w:lastColumn="0" w:lastRow="0" w:noHBand="0" w:noVBand="1" w:val="04A0"/>
+        <w:tblLayout w:type="fixed"/>
+        <w:tblW/>
       </w:tblPr>
       <w:tblGrid>
-        <w:gridCol w:w="2880"/>
-        <w:gridCol w:w="2880"/>
+        <w:gridCol w:w="660"/>
+        <w:gridCol w:w="7980"/>
       </w:tblGrid>
       <w:tr>
         <w:tc>
           <w:tcPr>
-            <w:tcW w:type="dxa" w:w="2880"/>
+            <w:tcW w:type="dxa" w:w="660"/>
           </w:tcPr>
           <w:p>
             <w:r/>
@@ -767,7 +835,7 @@
         </w:tc>
         <w:tc>
           <w:tcPr>
-            <w:tcW w:type="dxa" w:w="2880"/>
+            <w:tcW w:type="dxa" w:w="7980"/>
           </w:tcPr>
           <w:p>
             <w:r/>
@@ -783,7 +851,7 @@
       <w:tr>
         <w:tc>
           <w:tcPr>
-            <w:tcW w:type="dxa" w:w="2880"/>
+            <w:tcW w:type="dxa" w:w="660"/>
           </w:tcPr>
           <w:p>
             <w:r>
@@ -793,7 +861,7 @@
         </w:tc>
         <w:tc>
           <w:tcPr>
-            <w:tcW w:type="dxa" w:w="2880"/>
+            <w:tcW w:type="dxa" w:w="7980"/>
           </w:tcPr>
           <w:p>
             <w:r>
@@ -805,7 +873,7 @@
       <w:tr>
         <w:tc>
           <w:tcPr>
-            <w:tcW w:type="dxa" w:w="2880"/>
+            <w:tcW w:type="dxa" w:w="660"/>
           </w:tcPr>
           <w:p>
             <w:r>
@@ -815,7 +883,7 @@
         </w:tc>
         <w:tc>
           <w:tcPr>
-            <w:tcW w:type="dxa" w:w="2880"/>
+            <w:tcW w:type="dxa" w:w="7980"/>
           </w:tcPr>
           <w:p>
             <w:r>
@@ -827,7 +895,7 @@
       <w:tr>
         <w:tc>
           <w:tcPr>
-            <w:tcW w:type="dxa" w:w="2880"/>
+            <w:tcW w:type="dxa" w:w="660"/>
           </w:tcPr>
           <w:p>
             <w:r>
@@ -837,7 +905,7 @@
         </w:tc>
         <w:tc>
           <w:tcPr>
-            <w:tcW w:type="dxa" w:w="2880"/>
+            <w:tcW w:type="dxa" w:w="7980"/>
           </w:tcPr>
           <w:p>
             <w:r>
@@ -849,7 +917,7 @@
       <w:tr>
         <w:tc>
           <w:tcPr>
-            <w:tcW w:type="dxa" w:w="2880"/>
+            <w:tcW w:type="dxa" w:w="660"/>
           </w:tcPr>
           <w:p>
             <w:r>
@@ -859,7 +927,7 @@
         </w:tc>
         <w:tc>
           <w:tcPr>
-            <w:tcW w:type="dxa" w:w="2880"/>
+            <w:tcW w:type="dxa" w:w="7980"/>
           </w:tcPr>
           <w:p>
             <w:r>
@@ -871,7 +939,7 @@
       <w:tr>
         <w:tc>
           <w:tcPr>
-            <w:tcW w:type="dxa" w:w="2880"/>
+            <w:tcW w:type="dxa" w:w="660"/>
           </w:tcPr>
           <w:p>
             <w:r>
@@ -881,7 +949,7 @@
         </w:tc>
         <w:tc>
           <w:tcPr>
-            <w:tcW w:type="dxa" w:w="2880"/>
+            <w:tcW w:type="dxa" w:w="7980"/>
           </w:tcPr>
           <w:p>
             <w:r>
@@ -893,7 +961,7 @@
       <w:tr>
         <w:tc>
           <w:tcPr>
-            <w:tcW w:type="dxa" w:w="2880"/>
+            <w:tcW w:type="dxa" w:w="660"/>
           </w:tcPr>
           <w:p>
             <w:r>
@@ -903,7 +971,7 @@
         </w:tc>
         <w:tc>
           <w:tcPr>
-            <w:tcW w:type="dxa" w:w="2880"/>
+            <w:tcW w:type="dxa" w:w="7980"/>
           </w:tcPr>
           <w:p>
             <w:r>
@@ -915,26 +983,38 @@
     </w:tbl>
     <w:p>
       <w:pPr>
+        <w:pStyle w:val="Normal"/>
+      </w:pPr>
+    </w:p>
+    <w:p>
+      <w:pPr>
         <w:pStyle w:val="Heading2"/>
       </w:pPr>
       <w:r>
         <w:t>Toute autre unité</w:t>
       </w:r>
     </w:p>
+    <w:p>
+      <w:pPr>
+        <w:pStyle w:val="Normal"/>
+      </w:pPr>
+    </w:p>
     <w:tbl>
       <w:tblPr>
         <w:tblStyle w:val="TableGrid"/>
-        <w:tblW w:type="auto" w:w="0"/>
+        <w:tblW w:type="dxa" w:w="8640"/>
         <w:tblLook w:firstColumn="1" w:firstRow="1" w:lastColumn="0" w:lastRow="0" w:noHBand="0" w:noVBand="1" w:val="04A0"/>
+        <w:tblLayout w:type="fixed"/>
+        <w:tblW/>
       </w:tblPr>
       <w:tblGrid>
-        <w:gridCol w:w="2880"/>
-        <w:gridCol w:w="2880"/>
+        <w:gridCol w:w="660"/>
+        <w:gridCol w:w="7980"/>
       </w:tblGrid>
       <w:tr>
         <w:tc>
           <w:tcPr>
-            <w:tcW w:type="dxa" w:w="2880"/>
+            <w:tcW w:type="dxa" w:w="660"/>
           </w:tcPr>
           <w:p>
             <w:r/>
@@ -948,7 +1028,7 @@
         </w:tc>
         <w:tc>
           <w:tcPr>
-            <w:tcW w:type="dxa" w:w="2880"/>
+            <w:tcW w:type="dxa" w:w="7980"/>
           </w:tcPr>
           <w:p>
             <w:r/>
@@ -964,7 +1044,7 @@
       <w:tr>
         <w:tc>
           <w:tcPr>
-            <w:tcW w:type="dxa" w:w="2880"/>
+            <w:tcW w:type="dxa" w:w="660"/>
           </w:tcPr>
           <w:p>
             <w:r>
@@ -974,7 +1054,7 @@
         </w:tc>
         <w:tc>
           <w:tcPr>
-            <w:tcW w:type="dxa" w:w="2880"/>
+            <w:tcW w:type="dxa" w:w="7980"/>
           </w:tcPr>
           <w:p>
             <w:r>
@@ -986,7 +1066,7 @@
       <w:tr>
         <w:tc>
           <w:tcPr>
-            <w:tcW w:type="dxa" w:w="2880"/>
+            <w:tcW w:type="dxa" w:w="660"/>
           </w:tcPr>
           <w:p>
             <w:r>
@@ -996,7 +1076,7 @@
         </w:tc>
         <w:tc>
           <w:tcPr>
-            <w:tcW w:type="dxa" w:w="2880"/>
+            <w:tcW w:type="dxa" w:w="7980"/>
           </w:tcPr>
           <w:p>
             <w:r>
@@ -1008,7 +1088,7 @@
       <w:tr>
         <w:tc>
           <w:tcPr>
-            <w:tcW w:type="dxa" w:w="2880"/>
+            <w:tcW w:type="dxa" w:w="660"/>
           </w:tcPr>
           <w:p>
             <w:r>
@@ -1018,7 +1098,7 @@
         </w:tc>
         <w:tc>
           <w:tcPr>
-            <w:tcW w:type="dxa" w:w="2880"/>
+            <w:tcW w:type="dxa" w:w="7980"/>
           </w:tcPr>
           <w:p>
             <w:r>
@@ -1030,7 +1110,7 @@
       <w:tr>
         <w:tc>
           <w:tcPr>
-            <w:tcW w:type="dxa" w:w="2880"/>
+            <w:tcW w:type="dxa" w:w="660"/>
           </w:tcPr>
           <w:p>
             <w:r>
@@ -1040,7 +1120,7 @@
         </w:tc>
         <w:tc>
           <w:tcPr>
-            <w:tcW w:type="dxa" w:w="2880"/>
+            <w:tcW w:type="dxa" w:w="7980"/>
           </w:tcPr>
           <w:p>
             <w:r>
@@ -1052,7 +1132,7 @@
       <w:tr>
         <w:tc>
           <w:tcPr>
-            <w:tcW w:type="dxa" w:w="2880"/>
+            <w:tcW w:type="dxa" w:w="660"/>
           </w:tcPr>
           <w:p>
             <w:r>
@@ -1062,7 +1142,7 @@
         </w:tc>
         <w:tc>
           <w:tcPr>
-            <w:tcW w:type="dxa" w:w="2880"/>
+            <w:tcW w:type="dxa" w:w="7980"/>
           </w:tcPr>
           <w:p>
             <w:r>
@@ -1074,7 +1154,7 @@
       <w:tr>
         <w:tc>
           <w:tcPr>
-            <w:tcW w:type="dxa" w:w="2880"/>
+            <w:tcW w:type="dxa" w:w="660"/>
           </w:tcPr>
           <w:p>
             <w:r>
@@ -1084,7 +1164,7 @@
         </w:tc>
         <w:tc>
           <w:tcPr>
-            <w:tcW w:type="dxa" w:w="2880"/>
+            <w:tcW w:type="dxa" w:w="7980"/>
           </w:tcPr>
           <w:p>
             <w:r>
@@ -1094,6 +1174,11 @@
         </w:tc>
       </w:tr>
     </w:tbl>
+    <w:p>
+      <w:pPr>
+        <w:pStyle w:val="Normal"/>
+      </w:pPr>
+    </w:p>
     <w:p>
       <w:pPr>
         <w:pStyle w:val="Heading1"/>
@@ -1140,20 +1225,27 @@
         <w:t>Armes à distance</w:t>
       </w:r>
     </w:p>
+    <w:p>
+      <w:pPr>
+        <w:pStyle w:val="Normal"/>
+      </w:pPr>
+    </w:p>
     <w:tbl>
       <w:tblPr>
         <w:tblStyle w:val="TableGrid"/>
-        <w:tblW w:type="auto" w:w="0"/>
+        <w:tblW w:type="dxa" w:w="8640"/>
         <w:tblLook w:firstColumn="1" w:firstRow="1" w:lastColumn="0" w:lastRow="0" w:noHBand="0" w:noVBand="1" w:val="04A0"/>
+        <w:tblLayout w:type="fixed"/>
+        <w:tblW/>
       </w:tblPr>
       <w:tblGrid>
-        <w:gridCol w:w="4320"/>
-        <w:gridCol w:w="4320"/>
+        <w:gridCol w:w="1300"/>
+        <w:gridCol w:w="7340"/>
       </w:tblGrid>
       <w:tr>
         <w:tc>
           <w:tcPr>
-            <w:tcW w:type="dxa" w:w="4320"/>
+            <w:tcW w:type="dxa" w:w="1300"/>
           </w:tcPr>
           <w:p>
             <w:r/>
@@ -1167,7 +1259,7 @@
         </w:tc>
         <w:tc>
           <w:tcPr>
-            <w:tcW w:type="dxa" w:w="4320"/>
+            <w:tcW w:type="dxa" w:w="7340"/>
           </w:tcPr>
           <w:p>
             <w:r/>
@@ -1183,7 +1275,7 @@
       <w:tr>
         <w:tc>
           <w:tcPr>
-            <w:tcW w:type="dxa" w:w="4320"/>
+            <w:tcW w:type="dxa" w:w="1300"/>
           </w:tcPr>
           <w:p>
             <w:r>
@@ -1193,7 +1285,7 @@
         </w:tc>
         <w:tc>
           <w:tcPr>
-            <w:tcW w:type="dxa" w:w="4320"/>
+            <w:tcW w:type="dxa" w:w="7340"/>
           </w:tcPr>
           <w:p>
             <w:r>
@@ -1205,7 +1297,7 @@
       <w:tr>
         <w:tc>
           <w:tcPr>
-            <w:tcW w:type="dxa" w:w="4320"/>
+            <w:tcW w:type="dxa" w:w="1300"/>
           </w:tcPr>
           <w:p>
             <w:r>
@@ -1215,7 +1307,7 @@
         </w:tc>
         <w:tc>
           <w:tcPr>
-            <w:tcW w:type="dxa" w:w="4320"/>
+            <w:tcW w:type="dxa" w:w="7340"/>
           </w:tcPr>
           <w:p>
             <w:r>
@@ -1227,7 +1319,7 @@
       <w:tr>
         <w:tc>
           <w:tcPr>
-            <w:tcW w:type="dxa" w:w="4320"/>
+            <w:tcW w:type="dxa" w:w="1300"/>
           </w:tcPr>
           <w:p>
             <w:r>
@@ -1237,7 +1329,7 @@
         </w:tc>
         <w:tc>
           <w:tcPr>
-            <w:tcW w:type="dxa" w:w="4320"/>
+            <w:tcW w:type="dxa" w:w="7340"/>
           </w:tcPr>
           <w:p>
             <w:r>
@@ -1249,7 +1341,7 @@
       <w:tr>
         <w:tc>
           <w:tcPr>
-            <w:tcW w:type="dxa" w:w="4320"/>
+            <w:tcW w:type="dxa" w:w="1300"/>
           </w:tcPr>
           <w:p>
             <w:r>
@@ -1259,7 +1351,7 @@
         </w:tc>
         <w:tc>
           <w:tcPr>
-            <w:tcW w:type="dxa" w:w="4320"/>
+            <w:tcW w:type="dxa" w:w="7340"/>
           </w:tcPr>
           <w:p>
             <w:r>
@@ -1271,7 +1363,7 @@
       <w:tr>
         <w:tc>
           <w:tcPr>
-            <w:tcW w:type="dxa" w:w="4320"/>
+            <w:tcW w:type="dxa" w:w="1300"/>
           </w:tcPr>
           <w:p>
             <w:r>
@@ -1281,7 +1373,7 @@
         </w:tc>
         <w:tc>
           <w:tcPr>
-            <w:tcW w:type="dxa" w:w="4320"/>
+            <w:tcW w:type="dxa" w:w="7340"/>
           </w:tcPr>
           <w:p>
             <w:r>
@@ -1293,7 +1385,7 @@
       <w:tr>
         <w:tc>
           <w:tcPr>
-            <w:tcW w:type="dxa" w:w="4320"/>
+            <w:tcW w:type="dxa" w:w="1300"/>
           </w:tcPr>
           <w:p>
             <w:r>
@@ -1303,7 +1395,7 @@
         </w:tc>
         <w:tc>
           <w:tcPr>
-            <w:tcW w:type="dxa" w:w="4320"/>
+            <w:tcW w:type="dxa" w:w="7340"/>
           </w:tcPr>
           <w:p>
             <w:r>
@@ -1322,20 +1414,27 @@
         <w:t>Armes de mêlée</w:t>
       </w:r>
     </w:p>
+    <w:p>
+      <w:pPr>
+        <w:pStyle w:val="Normal"/>
+      </w:pPr>
+    </w:p>
     <w:tbl>
       <w:tblPr>
         <w:tblStyle w:val="TableGrid"/>
-        <w:tblW w:type="auto" w:w="0"/>
+        <w:tblW w:type="dxa" w:w="8640"/>
         <w:tblLook w:firstColumn="1" w:firstRow="1" w:lastColumn="0" w:lastRow="0" w:noHBand="0" w:noVBand="1" w:val="04A0"/>
+        <w:tblLayout w:type="fixed"/>
+        <w:tblW/>
       </w:tblPr>
       <w:tblGrid>
-        <w:gridCol w:w="4320"/>
-        <w:gridCol w:w="4320"/>
+        <w:gridCol w:w="1300"/>
+        <w:gridCol w:w="7340"/>
       </w:tblGrid>
       <w:tr>
         <w:tc>
           <w:tcPr>
-            <w:tcW w:type="dxa" w:w="4320"/>
+            <w:tcW w:type="dxa" w:w="1300"/>
           </w:tcPr>
           <w:p>
             <w:r/>
@@ -1349,7 +1448,7 @@
         </w:tc>
         <w:tc>
           <w:tcPr>
-            <w:tcW w:type="dxa" w:w="4320"/>
+            <w:tcW w:type="dxa" w:w="7340"/>
           </w:tcPr>
           <w:p>
             <w:r/>
@@ -1365,7 +1464,7 @@
       <w:tr>
         <w:tc>
           <w:tcPr>
-            <w:tcW w:type="dxa" w:w="4320"/>
+            <w:tcW w:type="dxa" w:w="1300"/>
           </w:tcPr>
           <w:p>
             <w:r>
@@ -1375,7 +1474,7 @@
         </w:tc>
         <w:tc>
           <w:tcPr>
-            <w:tcW w:type="dxa" w:w="4320"/>
+            <w:tcW w:type="dxa" w:w="7340"/>
           </w:tcPr>
           <w:p>
             <w:r>
@@ -1387,7 +1486,7 @@
       <w:tr>
         <w:tc>
           <w:tcPr>
-            <w:tcW w:type="dxa" w:w="4320"/>
+            <w:tcW w:type="dxa" w:w="1300"/>
           </w:tcPr>
           <w:p>
             <w:r>
@@ -1397,7 +1496,7 @@
         </w:tc>
         <w:tc>
           <w:tcPr>
-            <w:tcW w:type="dxa" w:w="4320"/>
+            <w:tcW w:type="dxa" w:w="7340"/>
           </w:tcPr>
           <w:p>
             <w:r>
@@ -1409,7 +1508,7 @@
       <w:tr>
         <w:tc>
           <w:tcPr>
-            <w:tcW w:type="dxa" w:w="4320"/>
+            <w:tcW w:type="dxa" w:w="1300"/>
           </w:tcPr>
           <w:p>
             <w:r>
@@ -1419,7 +1518,7 @@
         </w:tc>
         <w:tc>
           <w:tcPr>
-            <w:tcW w:type="dxa" w:w="4320"/>
+            <w:tcW w:type="dxa" w:w="7340"/>
           </w:tcPr>
           <w:p>
             <w:r>
@@ -1431,7 +1530,7 @@
       <w:tr>
         <w:tc>
           <w:tcPr>
-            <w:tcW w:type="dxa" w:w="4320"/>
+            <w:tcW w:type="dxa" w:w="1300"/>
           </w:tcPr>
           <w:p>
             <w:r>
@@ -1441,7 +1540,7 @@
         </w:tc>
         <w:tc>
           <w:tcPr>
-            <w:tcW w:type="dxa" w:w="4320"/>
+            <w:tcW w:type="dxa" w:w="7340"/>
           </w:tcPr>
           <w:p>
             <w:r>
@@ -1453,7 +1552,7 @@
       <w:tr>
         <w:tc>
           <w:tcPr>
-            <w:tcW w:type="dxa" w:w="4320"/>
+            <w:tcW w:type="dxa" w:w="1300"/>
           </w:tcPr>
           <w:p>
             <w:r>
@@ -1463,7 +1562,7 @@
         </w:tc>
         <w:tc>
           <w:tcPr>
-            <w:tcW w:type="dxa" w:w="4320"/>
+            <w:tcW w:type="dxa" w:w="7340"/>
           </w:tcPr>
           <w:p>
             <w:r>
@@ -1475,7 +1574,7 @@
       <w:tr>
         <w:tc>
           <w:tcPr>
-            <w:tcW w:type="dxa" w:w="4320"/>
+            <w:tcW w:type="dxa" w:w="1300"/>
           </w:tcPr>
           <w:p>
             <w:r>
@@ -1485,7 +1584,7 @@
         </w:tc>
         <w:tc>
           <w:tcPr>
-            <w:tcW w:type="dxa" w:w="4320"/>
+            <w:tcW w:type="dxa" w:w="7340"/>
           </w:tcPr>
           <w:p>
             <w:r>
@@ -1514,20 +1613,27 @@
         <w:t>Chaque fois qu'une unité gagne une Force Psychique, lancez 1D3 et consultez le tableau ci-dessous, ou choisissez celle qui correspond le mieux à l'histoire de votre unité. Une unité peut cumuler plusieurs Forces Psychiques, mais jamais deux fois la même : en cas de résultat identique, relancez jusqu'à obtenir un résultat différent.</w:t>
       </w:r>
     </w:p>
+    <w:p>
+      <w:pPr>
+        <w:pStyle w:val="Normal"/>
+      </w:pPr>
+    </w:p>
     <w:tbl>
       <w:tblPr>
         <w:tblStyle w:val="TableGrid"/>
-        <w:tblW w:type="auto" w:w="0"/>
+        <w:tblW w:type="dxa" w:w="8640"/>
         <w:tblLook w:firstColumn="1" w:firstRow="1" w:lastColumn="0" w:lastRow="0" w:noHBand="0" w:noVBand="1" w:val="04A0"/>
+        <w:tblLayout w:type="fixed"/>
+        <w:tblW/>
       </w:tblPr>
       <w:tblGrid>
-        <w:gridCol w:w="4320"/>
-        <w:gridCol w:w="4320"/>
+        <w:gridCol w:w="660"/>
+        <w:gridCol w:w="7980"/>
       </w:tblGrid>
       <w:tr>
         <w:tc>
           <w:tcPr>
-            <w:tcW w:type="dxa" w:w="4320"/>
+            <w:tcW w:type="dxa" w:w="660"/>
           </w:tcPr>
           <w:p>
             <w:r/>
@@ -1541,7 +1647,7 @@
         </w:tc>
         <w:tc>
           <w:tcPr>
-            <w:tcW w:type="dxa" w:w="4320"/>
+            <w:tcW w:type="dxa" w:w="7980"/>
           </w:tcPr>
           <w:p>
             <w:r/>
@@ -1557,7 +1663,7 @@
       <w:tr>
         <w:tc>
           <w:tcPr>
-            <w:tcW w:type="dxa" w:w="4320"/>
+            <w:tcW w:type="dxa" w:w="660"/>
           </w:tcPr>
           <w:p>
             <w:r>
@@ -1567,7 +1673,7 @@
         </w:tc>
         <w:tc>
           <w:tcPr>
-            <w:tcW w:type="dxa" w:w="4320"/>
+            <w:tcW w:type="dxa" w:w="7980"/>
           </w:tcPr>
           <w:p>
             <w:r>
@@ -1579,7 +1685,7 @@
       <w:tr>
         <w:tc>
           <w:tcPr>
-            <w:tcW w:type="dxa" w:w="4320"/>
+            <w:tcW w:type="dxa" w:w="660"/>
           </w:tcPr>
           <w:p>
             <w:r>
@@ -1589,7 +1695,7 @@
         </w:tc>
         <w:tc>
           <w:tcPr>
-            <w:tcW w:type="dxa" w:w="4320"/>
+            <w:tcW w:type="dxa" w:w="7980"/>
           </w:tcPr>
           <w:p>
             <w:r>
@@ -1601,7 +1707,7 @@
       <w:tr>
         <w:tc>
           <w:tcPr>
-            <w:tcW w:type="dxa" w:w="4320"/>
+            <w:tcW w:type="dxa" w:w="660"/>
           </w:tcPr>
           <w:p>
             <w:r>
@@ -1611,7 +1717,7 @@
         </w:tc>
         <w:tc>
           <w:tcPr>
-            <w:tcW w:type="dxa" w:w="4320"/>
+            <w:tcW w:type="dxa" w:w="7980"/>
           </w:tcPr>
           <w:p>
             <w:r>
@@ -1809,20 +1915,27 @@
         <w:t>Unités PERSONNAGE, hors VÉHICULE et MONSTRE</w:t>
       </w:r>
     </w:p>
+    <w:p>
+      <w:pPr>
+        <w:pStyle w:val="Normal"/>
+      </w:pPr>
+    </w:p>
     <w:tbl>
       <w:tblPr>
         <w:tblStyle w:val="TableGrid"/>
-        <w:tblW w:type="auto" w:w="0"/>
+        <w:tblW w:type="dxa" w:w="8640"/>
         <w:tblLook w:firstColumn="1" w:firstRow="1" w:lastColumn="0" w:lastRow="0" w:noHBand="0" w:noVBand="1" w:val="04A0"/>
+        <w:tblLayout w:type="fixed"/>
+        <w:tblW/>
       </w:tblPr>
       <w:tblGrid>
-        <w:gridCol w:w="4320"/>
-        <w:gridCol w:w="4320"/>
+        <w:gridCol w:w="660"/>
+        <w:gridCol w:w="7980"/>
       </w:tblGrid>
       <w:tr>
         <w:tc>
           <w:tcPr>
-            <w:tcW w:type="dxa" w:w="4320"/>
+            <w:tcW w:type="dxa" w:w="660"/>
           </w:tcPr>
           <w:p>
             <w:r/>
@@ -1836,7 +1949,7 @@
         </w:tc>
         <w:tc>
           <w:tcPr>
-            <w:tcW w:type="dxa" w:w="4320"/>
+            <w:tcW w:type="dxa" w:w="7980"/>
           </w:tcPr>
           <w:p>
             <w:r/>
@@ -1852,7 +1965,7 @@
       <w:tr>
         <w:tc>
           <w:tcPr>
-            <w:tcW w:type="dxa" w:w="4320"/>
+            <w:tcW w:type="dxa" w:w="660"/>
           </w:tcPr>
           <w:p>
             <w:r>
@@ -1862,7 +1975,7 @@
         </w:tc>
         <w:tc>
           <w:tcPr>
-            <w:tcW w:type="dxa" w:w="4320"/>
+            <w:tcW w:type="dxa" w:w="7980"/>
           </w:tcPr>
           <w:p>
             <w:r>
@@ -1874,7 +1987,7 @@
       <w:tr>
         <w:tc>
           <w:tcPr>
-            <w:tcW w:type="dxa" w:w="4320"/>
+            <w:tcW w:type="dxa" w:w="660"/>
           </w:tcPr>
           <w:p>
             <w:r>
@@ -1884,7 +1997,7 @@
         </w:tc>
         <w:tc>
           <w:tcPr>
-            <w:tcW w:type="dxa" w:w="4320"/>
+            <w:tcW w:type="dxa" w:w="7980"/>
           </w:tcPr>
           <w:p>
             <w:r>
@@ -1896,7 +2009,7 @@
       <w:tr>
         <w:tc>
           <w:tcPr>
-            <w:tcW w:type="dxa" w:w="4320"/>
+            <w:tcW w:type="dxa" w:w="660"/>
           </w:tcPr>
           <w:p>
             <w:r>
@@ -1906,7 +2019,7 @@
         </w:tc>
         <w:tc>
           <w:tcPr>
-            <w:tcW w:type="dxa" w:w="4320"/>
+            <w:tcW w:type="dxa" w:w="7980"/>
           </w:tcPr>
           <w:p>
             <w:r>
@@ -1918,7 +2031,7 @@
       <w:tr>
         <w:tc>
           <w:tcPr>
-            <w:tcW w:type="dxa" w:w="4320"/>
+            <w:tcW w:type="dxa" w:w="660"/>
           </w:tcPr>
           <w:p>
             <w:r>
@@ -1928,7 +2041,7 @@
         </w:tc>
         <w:tc>
           <w:tcPr>
-            <w:tcW w:type="dxa" w:w="4320"/>
+            <w:tcW w:type="dxa" w:w="7980"/>
           </w:tcPr>
           <w:p>
             <w:r>
@@ -1940,7 +2053,7 @@
       <w:tr>
         <w:tc>
           <w:tcPr>
-            <w:tcW w:type="dxa" w:w="4320"/>
+            <w:tcW w:type="dxa" w:w="660"/>
           </w:tcPr>
           <w:p>
             <w:r>
@@ -1950,7 +2063,7 @@
         </w:tc>
         <w:tc>
           <w:tcPr>
-            <w:tcW w:type="dxa" w:w="4320"/>
+            <w:tcW w:type="dxa" w:w="7980"/>
           </w:tcPr>
           <w:p>
             <w:r>
@@ -1962,7 +2075,7 @@
       <w:tr>
         <w:tc>
           <w:tcPr>
-            <w:tcW w:type="dxa" w:w="4320"/>
+            <w:tcW w:type="dxa" w:w="660"/>
           </w:tcPr>
           <w:p>
             <w:r>
@@ -1972,7 +2085,7 @@
         </w:tc>
         <w:tc>
           <w:tcPr>
-            <w:tcW w:type="dxa" w:w="4320"/>
+            <w:tcW w:type="dxa" w:w="7980"/>
           </w:tcPr>
           <w:p>
             <w:r>
@@ -1991,20 +2104,27 @@
         <w:t>Unités VÉHICULE</w:t>
       </w:r>
     </w:p>
+    <w:p>
+      <w:pPr>
+        <w:pStyle w:val="Normal"/>
+      </w:pPr>
+    </w:p>
     <w:tbl>
       <w:tblPr>
         <w:tblStyle w:val="TableGrid"/>
-        <w:tblW w:type="auto" w:w="0"/>
+        <w:tblW w:type="dxa" w:w="8640"/>
         <w:tblLook w:firstColumn="1" w:firstRow="1" w:lastColumn="0" w:lastRow="0" w:noHBand="0" w:noVBand="1" w:val="04A0"/>
+        <w:tblLayout w:type="fixed"/>
+        <w:tblW/>
       </w:tblPr>
       <w:tblGrid>
-        <w:gridCol w:w="4320"/>
-        <w:gridCol w:w="4320"/>
+        <w:gridCol w:w="660"/>
+        <w:gridCol w:w="7980"/>
       </w:tblGrid>
       <w:tr>
         <w:tc>
           <w:tcPr>
-            <w:tcW w:type="dxa" w:w="4320"/>
+            <w:tcW w:type="dxa" w:w="660"/>
           </w:tcPr>
           <w:p>
             <w:r/>
@@ -2018,7 +2138,7 @@
         </w:tc>
         <w:tc>
           <w:tcPr>
-            <w:tcW w:type="dxa" w:w="4320"/>
+            <w:tcW w:type="dxa" w:w="7980"/>
           </w:tcPr>
           <w:p>
             <w:r/>
@@ -2034,7 +2154,7 @@
       <w:tr>
         <w:tc>
           <w:tcPr>
-            <w:tcW w:type="dxa" w:w="4320"/>
+            <w:tcW w:type="dxa" w:w="660"/>
           </w:tcPr>
           <w:p>
             <w:r>
@@ -2044,7 +2164,7 @@
         </w:tc>
         <w:tc>
           <w:tcPr>
-            <w:tcW w:type="dxa" w:w="4320"/>
+            <w:tcW w:type="dxa" w:w="7980"/>
           </w:tcPr>
           <w:p>
             <w:r>
@@ -2056,7 +2176,7 @@
       <w:tr>
         <w:tc>
           <w:tcPr>
-            <w:tcW w:type="dxa" w:w="4320"/>
+            <w:tcW w:type="dxa" w:w="660"/>
           </w:tcPr>
           <w:p>
             <w:r>
@@ -2066,7 +2186,7 @@
         </w:tc>
         <w:tc>
           <w:tcPr>
-            <w:tcW w:type="dxa" w:w="4320"/>
+            <w:tcW w:type="dxa" w:w="7980"/>
           </w:tcPr>
           <w:p>
             <w:r>
@@ -2078,7 +2198,7 @@
       <w:tr>
         <w:tc>
           <w:tcPr>
-            <w:tcW w:type="dxa" w:w="4320"/>
+            <w:tcW w:type="dxa" w:w="660"/>
           </w:tcPr>
           <w:p>
             <w:r>
@@ -2088,7 +2208,7 @@
         </w:tc>
         <w:tc>
           <w:tcPr>
-            <w:tcW w:type="dxa" w:w="4320"/>
+            <w:tcW w:type="dxa" w:w="7980"/>
           </w:tcPr>
           <w:p>
             <w:r>
@@ -2100,7 +2220,7 @@
       <w:tr>
         <w:tc>
           <w:tcPr>
-            <w:tcW w:type="dxa" w:w="4320"/>
+            <w:tcW w:type="dxa" w:w="660"/>
           </w:tcPr>
           <w:p>
             <w:r>
@@ -2110,7 +2230,7 @@
         </w:tc>
         <w:tc>
           <w:tcPr>
-            <w:tcW w:type="dxa" w:w="4320"/>
+            <w:tcW w:type="dxa" w:w="7980"/>
           </w:tcPr>
           <w:p>
             <w:r>
@@ -2122,7 +2242,7 @@
       <w:tr>
         <w:tc>
           <w:tcPr>
-            <w:tcW w:type="dxa" w:w="4320"/>
+            <w:tcW w:type="dxa" w:w="660"/>
           </w:tcPr>
           <w:p>
             <w:r>
@@ -2132,7 +2252,7 @@
         </w:tc>
         <w:tc>
           <w:tcPr>
-            <w:tcW w:type="dxa" w:w="4320"/>
+            <w:tcW w:type="dxa" w:w="7980"/>
           </w:tcPr>
           <w:p>
             <w:r>
@@ -2144,7 +2264,7 @@
       <w:tr>
         <w:tc>
           <w:tcPr>
-            <w:tcW w:type="dxa" w:w="4320"/>
+            <w:tcW w:type="dxa" w:w="660"/>
           </w:tcPr>
           <w:p>
             <w:r>
@@ -2154,7 +2274,7 @@
         </w:tc>
         <w:tc>
           <w:tcPr>
-            <w:tcW w:type="dxa" w:w="4320"/>
+            <w:tcW w:type="dxa" w:w="7980"/>
           </w:tcPr>
           <w:p>
             <w:r>
@@ -2173,20 +2293,27 @@
         <w:t>Unités MONSTRE</w:t>
       </w:r>
     </w:p>
+    <w:p>
+      <w:pPr>
+        <w:pStyle w:val="Normal"/>
+      </w:pPr>
+    </w:p>
     <w:tbl>
       <w:tblPr>
         <w:tblStyle w:val="TableGrid"/>
-        <w:tblW w:type="auto" w:w="0"/>
+        <w:tblW w:type="dxa" w:w="8640"/>
         <w:tblLook w:firstColumn="1" w:firstRow="1" w:lastColumn="0" w:lastRow="0" w:noHBand="0" w:noVBand="1" w:val="04A0"/>
+        <w:tblLayout w:type="fixed"/>
+        <w:tblW/>
       </w:tblPr>
       <w:tblGrid>
-        <w:gridCol w:w="4320"/>
-        <w:gridCol w:w="4320"/>
+        <w:gridCol w:w="660"/>
+        <w:gridCol w:w="7980"/>
       </w:tblGrid>
       <w:tr>
         <w:tc>
           <w:tcPr>
-            <w:tcW w:type="dxa" w:w="4320"/>
+            <w:tcW w:type="dxa" w:w="660"/>
           </w:tcPr>
           <w:p>
             <w:r/>
@@ -2200,7 +2327,7 @@
         </w:tc>
         <w:tc>
           <w:tcPr>
-            <w:tcW w:type="dxa" w:w="4320"/>
+            <w:tcW w:type="dxa" w:w="7980"/>
           </w:tcPr>
           <w:p>
             <w:r/>
@@ -2216,7 +2343,7 @@
       <w:tr>
         <w:tc>
           <w:tcPr>
-            <w:tcW w:type="dxa" w:w="4320"/>
+            <w:tcW w:type="dxa" w:w="660"/>
           </w:tcPr>
           <w:p>
             <w:r>
@@ -2226,7 +2353,7 @@
         </w:tc>
         <w:tc>
           <w:tcPr>
-            <w:tcW w:type="dxa" w:w="4320"/>
+            <w:tcW w:type="dxa" w:w="7980"/>
           </w:tcPr>
           <w:p>
             <w:r>
@@ -2238,7 +2365,7 @@
       <w:tr>
         <w:tc>
           <w:tcPr>
-            <w:tcW w:type="dxa" w:w="4320"/>
+            <w:tcW w:type="dxa" w:w="660"/>
           </w:tcPr>
           <w:p>
             <w:r>
@@ -2248,7 +2375,7 @@
         </w:tc>
         <w:tc>
           <w:tcPr>
-            <w:tcW w:type="dxa" w:w="4320"/>
+            <w:tcW w:type="dxa" w:w="7980"/>
           </w:tcPr>
           <w:p>
             <w:r>
@@ -2260,7 +2387,7 @@
       <w:tr>
         <w:tc>
           <w:tcPr>
-            <w:tcW w:type="dxa" w:w="4320"/>
+            <w:tcW w:type="dxa" w:w="660"/>
           </w:tcPr>
           <w:p>
             <w:r>
@@ -2270,7 +2397,7 @@
         </w:tc>
         <w:tc>
           <w:tcPr>
-            <w:tcW w:type="dxa" w:w="4320"/>
+            <w:tcW w:type="dxa" w:w="7980"/>
           </w:tcPr>
           <w:p>
             <w:r>
@@ -2282,7 +2409,7 @@
       <w:tr>
         <w:tc>
           <w:tcPr>
-            <w:tcW w:type="dxa" w:w="4320"/>
+            <w:tcW w:type="dxa" w:w="660"/>
           </w:tcPr>
           <w:p>
             <w:r>
@@ -2292,7 +2419,7 @@
         </w:tc>
         <w:tc>
           <w:tcPr>
-            <w:tcW w:type="dxa" w:w="4320"/>
+            <w:tcW w:type="dxa" w:w="7980"/>
           </w:tcPr>
           <w:p>
             <w:r>
@@ -2304,7 +2431,7 @@
       <w:tr>
         <w:tc>
           <w:tcPr>
-            <w:tcW w:type="dxa" w:w="4320"/>
+            <w:tcW w:type="dxa" w:w="660"/>
           </w:tcPr>
           <w:p>
             <w:r>
@@ -2314,7 +2441,7 @@
         </w:tc>
         <w:tc>
           <w:tcPr>
-            <w:tcW w:type="dxa" w:w="4320"/>
+            <w:tcW w:type="dxa" w:w="7980"/>
           </w:tcPr>
           <w:p>
             <w:r>
@@ -2326,7 +2453,7 @@
       <w:tr>
         <w:tc>
           <w:tcPr>
-            <w:tcW w:type="dxa" w:w="4320"/>
+            <w:tcW w:type="dxa" w:w="660"/>
           </w:tcPr>
           <w:p>
             <w:r>
@@ -2336,7 +2463,7 @@
         </w:tc>
         <w:tc>
           <w:tcPr>
-            <w:tcW w:type="dxa" w:w="4320"/>
+            <w:tcW w:type="dxa" w:w="7980"/>
           </w:tcPr>
           <w:p>
             <w:r>
@@ -2355,20 +2482,27 @@
         <w:t>Toute autre unité</w:t>
       </w:r>
     </w:p>
+    <w:p>
+      <w:pPr>
+        <w:pStyle w:val="Normal"/>
+      </w:pPr>
+    </w:p>
     <w:tbl>
       <w:tblPr>
         <w:tblStyle w:val="TableGrid"/>
-        <w:tblW w:type="auto" w:w="0"/>
+        <w:tblW w:type="dxa" w:w="8640"/>
         <w:tblLook w:firstColumn="1" w:firstRow="1" w:lastColumn="0" w:lastRow="0" w:noHBand="0" w:noVBand="1" w:val="04A0"/>
+        <w:tblLayout w:type="fixed"/>
+        <w:tblW/>
       </w:tblPr>
       <w:tblGrid>
-        <w:gridCol w:w="4320"/>
-        <w:gridCol w:w="4320"/>
+        <w:gridCol w:w="660"/>
+        <w:gridCol w:w="7980"/>
       </w:tblGrid>
       <w:tr>
         <w:tc>
           <w:tcPr>
-            <w:tcW w:type="dxa" w:w="4320"/>
+            <w:tcW w:type="dxa" w:w="660"/>
           </w:tcPr>
           <w:p>
             <w:r/>
@@ -2382,7 +2516,7 @@
         </w:tc>
         <w:tc>
           <w:tcPr>
-            <w:tcW w:type="dxa" w:w="4320"/>
+            <w:tcW w:type="dxa" w:w="7980"/>
           </w:tcPr>
           <w:p>
             <w:r/>
@@ -2398,7 +2532,7 @@
       <w:tr>
         <w:tc>
           <w:tcPr>
-            <w:tcW w:type="dxa" w:w="4320"/>
+            <w:tcW w:type="dxa" w:w="660"/>
           </w:tcPr>
           <w:p>
             <w:r>
@@ -2408,7 +2542,7 @@
         </w:tc>
         <w:tc>
           <w:tcPr>
-            <w:tcW w:type="dxa" w:w="4320"/>
+            <w:tcW w:type="dxa" w:w="7980"/>
           </w:tcPr>
           <w:p>
             <w:r>
@@ -2420,7 +2554,7 @@
       <w:tr>
         <w:tc>
           <w:tcPr>
-            <w:tcW w:type="dxa" w:w="4320"/>
+            <w:tcW w:type="dxa" w:w="660"/>
           </w:tcPr>
           <w:p>
             <w:r>
@@ -2430,7 +2564,7 @@
         </w:tc>
         <w:tc>
           <w:tcPr>
-            <w:tcW w:type="dxa" w:w="4320"/>
+            <w:tcW w:type="dxa" w:w="7980"/>
           </w:tcPr>
           <w:p>
             <w:r>
@@ -2442,7 +2576,7 @@
       <w:tr>
         <w:tc>
           <w:tcPr>
-            <w:tcW w:type="dxa" w:w="4320"/>
+            <w:tcW w:type="dxa" w:w="660"/>
           </w:tcPr>
           <w:p>
             <w:r>
@@ -2452,7 +2586,7 @@
         </w:tc>
         <w:tc>
           <w:tcPr>
-            <w:tcW w:type="dxa" w:w="4320"/>
+            <w:tcW w:type="dxa" w:w="7980"/>
           </w:tcPr>
           <w:p>
             <w:r>
@@ -2464,7 +2598,7 @@
       <w:tr>
         <w:tc>
           <w:tcPr>
-            <w:tcW w:type="dxa" w:w="4320"/>
+            <w:tcW w:type="dxa" w:w="660"/>
           </w:tcPr>
           <w:p>
             <w:r>
@@ -2474,7 +2608,7 @@
         </w:tc>
         <w:tc>
           <w:tcPr>
-            <w:tcW w:type="dxa" w:w="4320"/>
+            <w:tcW w:type="dxa" w:w="7980"/>
           </w:tcPr>
           <w:p>
             <w:r>
@@ -2486,7 +2620,7 @@
       <w:tr>
         <w:tc>
           <w:tcPr>
-            <w:tcW w:type="dxa" w:w="4320"/>
+            <w:tcW w:type="dxa" w:w="660"/>
           </w:tcPr>
           <w:p>
             <w:r>
@@ -2496,7 +2630,7 @@
         </w:tc>
         <w:tc>
           <w:tcPr>
-            <w:tcW w:type="dxa" w:w="4320"/>
+            <w:tcW w:type="dxa" w:w="7980"/>
           </w:tcPr>
           <w:p>
             <w:r>
@@ -2508,7 +2642,7 @@
       <w:tr>
         <w:tc>
           <w:tcPr>
-            <w:tcW w:type="dxa" w:w="4320"/>
+            <w:tcW w:type="dxa" w:w="660"/>
           </w:tcPr>
           <w:p>
             <w:r>
@@ -2518,7 +2652,7 @@
         </w:tc>
         <w:tc>
           <w:tcPr>
-            <w:tcW w:type="dxa" w:w="4320"/>
+            <w:tcW w:type="dxa" w:w="7980"/>
           </w:tcPr>
           <w:p>
             <w:r>
@@ -2765,7 +2899,7 @@
   <w:docDefaults>
     <w:rPrDefault>
       <w:rPr>
-        <w:rFonts w:asciiTheme="minorHAnsi" w:eastAsiaTheme="minorEastAsia" w:hAnsiTheme="minorHAnsi" w:cstheme="minorBidi"/>
+        <w:rFonts w:asciiTheme="minorHAnsi" w:eastAsiaTheme="minorEastAsia" w:hAnsiTheme="minorHAnsi" w:cstheme="minorBidi" w:ascii="Arial" w:hAnsi="Arial" w:cs="Arial"/>
         <w:sz w:val="22"/>
         <w:szCs w:val="22"/>
         <w:lang w:val="en-US" w:eastAsia="en-US" w:bidi="ar-SA"/>
@@ -2920,9 +3054,12 @@
     <w:name w:val="Normal"/>
     <w:qFormat/>
     <w:rsid w:val="00FC693F"/>
+    <w:pPr>
+      <w:spacing w:before="0" w:after="160" w:line="264" w:lineRule="auto"/>
+    </w:pPr>
     <w:rPr>
-      <w:rFonts w:ascii="Calibri" w:hAnsi="Calibri"/>
-      <w:sz w:val="20"/>
+      <w:rFonts w:ascii="Arial" w:hAnsi="Arial"/>
+      <w:sz w:val="22"/>
     </w:rPr>
   </w:style>
   <w:style w:type="paragraph" w:styleId="Header">
@@ -2980,15 +3117,18 @@
     <w:pPr>
       <w:keepNext/>
       <w:keepLines/>
-      <w:spacing w:before="480" w:after="0"/>
+      <w:pBdr>
+        <w:bottom w:val="single" w:sz="12" w:space="4" w:color="365F91"/>
+      </w:pBdr>
+      <w:spacing w:before="560" w:after="280"/>
       <w:outlineLvl w:val="0"/>
     </w:pPr>
     <w:rPr>
-      <w:rFonts w:asciiTheme="majorHAnsi" w:eastAsiaTheme="majorEastAsia" w:hAnsiTheme="majorHAnsi" w:cstheme="majorBidi"/>
+      <w:rFonts w:asciiTheme="majorHAnsi" w:eastAsiaTheme="majorEastAsia" w:hAnsiTheme="majorHAnsi" w:cstheme="majorBidi" w:ascii="Arial" w:hAnsi="Arial"/>
       <w:b/>
       <w:bCs/>
       <w:color w:val="365F91" w:themeColor="accent1" w:themeShade="BF"/>
-      <w:sz w:val="28"/>
+      <w:sz w:val="40"/>
       <w:szCs w:val="28"/>
     </w:rPr>
   </w:style>
@@ -3004,15 +3144,15 @@
     <w:pPr>
       <w:keepNext/>
       <w:keepLines/>
-      <w:spacing w:before="200" w:after="0"/>
+      <w:spacing w:before="440" w:after="200"/>
       <w:outlineLvl w:val="1"/>
     </w:pPr>
     <w:rPr>
-      <w:rFonts w:asciiTheme="majorHAnsi" w:eastAsiaTheme="majorEastAsia" w:hAnsiTheme="majorHAnsi" w:cstheme="majorBidi"/>
+      <w:rFonts w:asciiTheme="majorHAnsi" w:eastAsiaTheme="majorEastAsia" w:hAnsiTheme="majorHAnsi" w:cstheme="majorBidi" w:ascii="Arial" w:hAnsi="Arial"/>
       <w:b/>
       <w:bCs/>
       <w:color w:val="4F81BD" w:themeColor="accent1"/>
-      <w:sz w:val="26"/>
+      <w:sz w:val="30"/>
       <w:szCs w:val="26"/>
     </w:rPr>
   </w:style>
@@ -3028,14 +3168,15 @@
     <w:pPr>
       <w:keepNext/>
       <w:keepLines/>
-      <w:spacing w:before="200" w:after="0"/>
+      <w:spacing w:before="320" w:after="160"/>
       <w:outlineLvl w:val="2"/>
     </w:pPr>
     <w:rPr>
-      <w:rFonts w:asciiTheme="majorHAnsi" w:eastAsiaTheme="majorEastAsia" w:hAnsiTheme="majorHAnsi" w:cstheme="majorBidi"/>
+      <w:rFonts w:asciiTheme="majorHAnsi" w:eastAsiaTheme="majorEastAsia" w:hAnsiTheme="majorHAnsi" w:cstheme="majorBidi" w:ascii="Arial" w:hAnsi="Arial"/>
       <w:b/>
       <w:bCs/>
       <w:color w:val="4F81BD" w:themeColor="accent1"/>
+      <w:sz w:val="26"/>
     </w:rPr>
   </w:style>
   <w:style w:type="paragraph" w:styleId="Heading4">
@@ -3051,16 +3192,17 @@
     <w:pPr>
       <w:keepNext/>
       <w:keepLines/>
-      <w:spacing w:before="200" w:after="0"/>
+      <w:spacing w:before="160" w:after="40"/>
       <w:outlineLvl w:val="3"/>
     </w:pPr>
     <w:rPr>
-      <w:rFonts w:asciiTheme="majorHAnsi" w:eastAsiaTheme="majorEastAsia" w:hAnsiTheme="majorHAnsi" w:cstheme="majorBidi"/>
+      <w:rFonts w:asciiTheme="majorHAnsi" w:eastAsiaTheme="majorEastAsia" w:hAnsiTheme="majorHAnsi" w:cstheme="majorBidi" w:ascii="Arial" w:hAnsi="Arial"/>
       <w:b/>
       <w:bCs/>
       <w:i/>
       <w:iCs/>
       <w:color w:val="4F81BD" w:themeColor="accent1"/>
+      <w:sz w:val="24"/>
     </w:rPr>
   </w:style>
   <w:style w:type="paragraph" w:styleId="Heading5">
@@ -3273,7 +3415,7 @@
       <w:contextualSpacing/>
     </w:pPr>
     <w:rPr>
-      <w:rFonts w:asciiTheme="majorHAnsi" w:eastAsiaTheme="majorEastAsia" w:hAnsiTheme="majorHAnsi" w:cstheme="majorBidi"/>
+      <w:rFonts w:asciiTheme="majorHAnsi" w:eastAsiaTheme="majorEastAsia" w:hAnsiTheme="majorHAnsi" w:cstheme="majorBidi" w:ascii="Arial" w:hAnsi="Arial"/>
       <w:color w:val="17365D" w:themeColor="text2" w:themeShade="BF"/>
       <w:spacing w:val="5"/>
       <w:kern w:val="28"/>
@@ -3310,12 +3452,12 @@
       </w:numPr>
     </w:pPr>
     <w:rPr>
-      <w:rFonts w:asciiTheme="majorHAnsi" w:eastAsiaTheme="majorEastAsia" w:hAnsiTheme="majorHAnsi" w:cstheme="majorBidi"/>
+      <w:rFonts w:asciiTheme="majorHAnsi" w:eastAsiaTheme="majorEastAsia" w:hAnsiTheme="majorHAnsi" w:cstheme="majorBidi" w:ascii="Arial" w:hAnsi="Arial"/>
       <w:i/>
       <w:iCs/>
       <w:color w:val="4F81BD" w:themeColor="accent1"/>
       <w:spacing w:val="15"/>
-      <w:sz w:val="24"/>
+      <w:sz w:val="30"/>
       <w:szCs w:val="24"/>
     </w:rPr>
   </w:style>
@@ -26455,7 +26597,7 @@
     </a:clrScheme>
     <a:fontScheme name="Office">
       <a:majorFont>
-        <a:latin typeface="Calibri"/>
+        <a:latin typeface="Arial"/>
         <a:ea typeface=""/>
         <a:cs typeface=""/>
         <a:font script="Jpan" typeface="ＭＳ ゴシック"/>
@@ -26490,7 +26632,7 @@
         <a:font script="Geor" typeface="Sylfaen"/>
       </a:majorFont>
       <a:minorFont>
-        <a:latin typeface="Cambria"/>
+        <a:latin typeface="Arial"/>
         <a:ea typeface=""/>
         <a:cs typeface=""/>
         <a:font script="Jpan" typeface="ＭＳ 明朝"/>

--- a/docx/Campagne_FrontDeVespator.docx
+++ b/docx/Campagne_FrontDeVespator.docx
@@ -2663,6 +2663,1569 @@
       </w:tr>
     </w:tbl>
     <w:p/>
+    <w:p>
+      <w:pPr>
+        <w:pStyle w:val="Heading1"/>
+      </w:pPr>
+      <w:r>
+        <w:t>Les Alliances choisissent leurs Forteresses</w:t>
+      </w:r>
+    </w:p>
+    <w:p>
+      <w:pPr/>
+      <w:r>
+        <w:t>Chaque Alliance décide en secret des points suivants, puis communique ses choix au Maître de Campagne :</w:t>
+      </w:r>
+    </w:p>
+    <w:p>
+      <w:pPr>
+        <w:pStyle w:val="ListBullet"/>
+      </w:pPr>
+      <w:r>
+        <w:rPr>
+          <w:b w:val="0"/>
+        </w:rPr>
+        <w:t xml:space="preserve">1 planète sur laquelle bâtir son Infrastructure Forteresse, qu'elle devra défendre. Son Niveau de Puissance sur cette planète débute à </w:t>
+      </w:r>
+      <w:r>
+        <w:rPr>
+          <w:b/>
+        </w:rPr>
+        <w:t>4.</w:t>
+      </w:r>
+    </w:p>
+    <w:p>
+      <w:pPr>
+        <w:pStyle w:val="ListBullet"/>
+      </w:pPr>
+      <w:r>
+        <w:rPr>
+          <w:b w:val="0"/>
+        </w:rPr>
+        <w:t xml:space="preserve">3 autres planètes où son Niveau de Puissance débute à </w:t>
+      </w:r>
+      <w:r>
+        <w:rPr>
+          <w:b/>
+        </w:rPr>
+        <w:t>3.</w:t>
+      </w:r>
+    </w:p>
+    <w:p>
+      <w:pPr>
+        <w:pStyle w:val="ListBullet"/>
+      </w:pPr>
+      <w:r>
+        <w:rPr>
+          <w:b w:val="0"/>
+        </w:rPr>
+        <w:t xml:space="preserve">4 autres planètes où son Niveau de Puissance débute à </w:t>
+      </w:r>
+      <w:r>
+        <w:rPr>
+          <w:b/>
+        </w:rPr>
+        <w:t>2.</w:t>
+      </w:r>
+    </w:p>
+    <w:p>
+      <w:pPr>
+        <w:pStyle w:val="ListBullet"/>
+      </w:pPr>
+      <w:r>
+        <w:rPr>
+          <w:b w:val="0"/>
+        </w:rPr>
+        <w:t xml:space="preserve">Sur toutes les autres planètes, son Niveau de Puissance débute à </w:t>
+      </w:r>
+      <w:r>
+        <w:rPr>
+          <w:b/>
+        </w:rPr>
+        <w:t>1.</w:t>
+      </w:r>
+    </w:p>
+    <w:p>
+      <w:pPr/>
+      <w:r>
+        <w:rPr>
+          <w:b w:val="0"/>
+        </w:rPr>
+        <w:t xml:space="preserve">Chaque Alliance décide aussi en secret de </w:t>
+      </w:r>
+      <w:r>
+        <w:rPr>
+          <w:b/>
+        </w:rPr>
+        <w:t>3 éléments d'Infrastructure</w:t>
+      </w:r>
+      <w:r>
+        <w:rPr>
+          <w:b w:val="0"/>
+        </w:rPr>
+        <w:t xml:space="preserve"> qu'elle souhaite construire (hors Forteresse) et des planètes où les bâtir. Ces éléments d'Infrastructure l'aideront à conquérir la carte.</w:t>
+      </w:r>
+    </w:p>
+    <w:p>
+      <w:pPr/>
+      <w:r>
+        <w:rPr>
+          <w:b w:val="0"/>
+        </w:rPr>
+        <w:t xml:space="preserve">À 2 Alliances seulement, il est recommandé que chaque Alliance construise en secret </w:t>
+      </w:r>
+      <w:r>
+        <w:rPr>
+          <w:b/>
+        </w:rPr>
+        <w:t>4 éléments d'Infrastructure</w:t>
+      </w:r>
+      <w:r>
+        <w:rPr>
+          <w:b w:val="0"/>
+        </w:rPr>
+        <w:t xml:space="preserve"> au lieu de 3.</w:t>
+      </w:r>
+    </w:p>
+    <w:p>
+      <w:pPr/>
+      <w:r>
+        <w:t>Enfin, chaque Alliance décide en secret d'1 planète de départ pour chacune de ses flottes. Ces choix sont ensuite révélés et la carte de campagne est mise à jour.</w:t>
+      </w:r>
+    </w:p>
+    <w:p>
+      <w:pPr>
+        <w:pStyle w:val="Heading1"/>
+      </w:pPr>
+      <w:r>
+        <w:t>La phase de campagne</w:t>
+      </w:r>
+    </w:p>
+    <w:p>
+      <w:pPr/>
+      <w:r>
+        <w:t>Chaque phase de campagne se compose des étapes suivantes :</w:t>
+      </w:r>
+    </w:p>
+    <w:p>
+      <w:pPr>
+        <w:pStyle w:val="ListNumber"/>
+      </w:pPr>
+      <w:r>
+        <w:t>Sélection des Opérations</w:t>
+      </w:r>
+    </w:p>
+    <w:p>
+      <w:pPr>
+        <w:pStyle w:val="ListNumber"/>
+      </w:pPr>
+      <w:r>
+        <w:t>Exécution des Opérations</w:t>
+      </w:r>
+    </w:p>
+    <w:p>
+      <w:pPr>
+        <w:pStyle w:val="ListNumber"/>
+      </w:pPr>
+      <w:r>
+        <w:t>Résultats et Événements du Front de Vespator</w:t>
+      </w:r>
+    </w:p>
+    <w:p>
+      <w:pPr>
+        <w:pStyle w:val="ListNumber"/>
+      </w:pPr>
+      <w:r>
+        <w:t>Déplacement des Flottes</w:t>
+      </w:r>
+    </w:p>
+    <w:p>
+      <w:pPr>
+        <w:pStyle w:val="ListNumber"/>
+      </w:pPr>
+      <w:r>
+        <w:t>Construction des Infrastructures</w:t>
+      </w:r>
+    </w:p>
+    <w:p>
+      <w:pPr>
+        <w:pStyle w:val="Heading2"/>
+      </w:pPr>
+      <w:r>
+        <w:t>1. Sélection des Opérations</w:t>
+      </w:r>
+    </w:p>
+    <w:p>
+      <w:pPr/>
+      <w:r>
+        <w:rPr>
+          <w:b w:val="0"/>
+        </w:rPr>
+        <w:t xml:space="preserve">Lors de cette étape, chaque joueur choisit une </w:t>
+      </w:r>
+      <w:r>
+        <w:rPr>
+          <w:b/>
+        </w:rPr>
+        <w:t>Opération de Campagne</w:t>
+      </w:r>
+      <w:r>
+        <w:rPr>
+          <w:b w:val="0"/>
+        </w:rPr>
+        <w:t xml:space="preserve"> pour chacune de ses flottes parmi celles présentées ci-dessous ; cette flotte exécutera cette Opération plus tard dans la phase de campagne. Les joueurs peuvent choisir seuls, mais il est recommandé de vous concerter avec les autres membres de votre Alliance pour bâtir un plan plus large et cohérent. Chaque joueur communique ensuite ses choix au Maître de Campagne.</w:t>
+      </w:r>
+    </w:p>
+    <w:p>
+      <w:pPr/>
+      <w:r>
+        <w:rPr>
+          <w:b w:val="0"/>
+        </w:rPr>
+        <w:t xml:space="preserve">Certaines Opérations de Campagne demandent des informations supplémentaires : par exemple, une </w:t>
+      </w:r>
+      <w:r>
+        <w:rPr>
+          <w:b/>
+        </w:rPr>
+        <w:t>Opération de Bataille</w:t>
+      </w:r>
+      <w:r>
+        <w:rPr>
+          <w:b w:val="0"/>
+        </w:rPr>
+        <w:t xml:space="preserve"> exige que le joueur décide du type d'Opération de Bataille qu'il souhaite lancer, ainsi que de l'endroit et de la cible de son attaque.</w:t>
+      </w:r>
+    </w:p>
+    <w:p>
+      <w:pPr/>
+      <w:r>
+        <w:rPr>
+          <w:b w:val="0"/>
+        </w:rPr>
+        <w:t>Si un joueur ne communique pas d'Opération de Campagne pour une flotte au Maître de Campagne dans le délai convenu, cette flotte exécute par défaut l'</w:t>
+      </w:r>
+      <w:r>
+        <w:rPr>
+          <w:b/>
+        </w:rPr>
+        <w:t>Opération d'Auxiliaires Logistiques</w:t>
+      </w:r>
+      <w:r>
+        <w:rPr>
+          <w:b w:val="0"/>
+        </w:rPr>
+        <w:t>.</w:t>
+      </w:r>
+    </w:p>
+    <w:p>
+      <w:pPr/>
+      <w:r>
+        <w:rPr>
+          <w:b w:val="0"/>
+        </w:rPr>
+        <w:t xml:space="preserve">Il est recommandé d'utiliser le </w:t>
+      </w:r>
+      <w:r>
+        <w:rPr>
+          <w:b/>
+        </w:rPr>
+        <w:t>Formulaire d'Ordres de l'Alliance</w:t>
+      </w:r>
+      <w:r>
+        <w:rPr>
+          <w:b w:val="0"/>
+        </w:rPr>
+        <w:t xml:space="preserve"> pour consigner les décisions de chaque Alliance.</w:t>
+      </w:r>
+    </w:p>
+    <w:p>
+      <w:pPr/>
+      <w:r>
+        <w:t>L'Opération de Campagne la plus courante est l'Opération de Bataille, car elle donne lieu à une partie de Warhammer 40 000 opposant deux joueurs d'Alliances adverses. D'autres Opérations de Campagne sont toutefois proposées, pour les joueurs qui souhaitent jouer moins de parties durant la phase de campagne en cours, ou apporter un soutien supplémentaire au reste de leur Alliance.</w:t>
+      </w:r>
+    </w:p>
+    <w:p>
+      <w:pPr>
+        <w:pStyle w:val="Heading2"/>
+      </w:pPr>
+      <w:r>
+        <w:t>Opérations de Campagne</w:t>
+      </w:r>
+    </w:p>
+    <w:p>
+      <w:pPr>
+        <w:pStyle w:val="Heading3"/>
+      </w:pPr>
+      <w:r>
+        <w:t>Opération de Bataille</w:t>
+      </w:r>
+    </w:p>
+    <w:p>
+      <w:pPr/>
+      <w:r>
+        <w:t>En choisissant cette Opération de Campagne, choisissez l'un des Types d'Attaque de Campagne ci-dessous, puis la planète de cette flotte ou une planète connectée, puis une Alliance adverse.</w:t>
+      </w:r>
+    </w:p>
+    <w:p>
+      <w:pPr/>
+      <w:r>
+        <w:t>Lors de l'étape « Résolution des Opérations de Bataille », chaque Alliance désigne des joueurs pour défendre contre les Opérations de Bataille déclarées contre elle durant cette phase de campagne. Pour chacune, un joueur de cette Alliance peut être désigné pour disputer une partie de Warhammer 40 000 contre le joueur dont la flotte l'a déclarée. Chaque Type d'Attaque de Campagne dispose d'une mission dédiée et d'un ensemble propre de Conséquences de Campagne qui modifient la situation sur la carte.</w:t>
+      </w:r>
+    </w:p>
+    <w:p>
+      <w:pPr/>
+      <w:r>
+        <w:rPr>
+          <w:b/>
+        </w:rPr>
+        <w:t>Types d'Attaque de Campagne</w:t>
+      </w:r>
+    </w:p>
+    <w:p>
+      <w:pPr>
+        <w:pStyle w:val="ListBullet"/>
+      </w:pPr>
+      <w:r>
+        <w:rPr>
+          <w:b/>
+        </w:rPr>
+        <w:t>Saisir la Base de Pouvoir :</w:t>
+      </w:r>
+      <w:r>
+        <w:rPr>
+          <w:b w:val="0"/>
+        </w:rPr>
+        <w:t xml:space="preserve"> l'Alliance attaquante tente de s'emparer d'éléments d'Infrastructure que l'Alliance adverse a construits sur la planète choisie.</w:t>
+      </w:r>
+    </w:p>
+    <w:p>
+      <w:pPr>
+        <w:pStyle w:val="ListBullet"/>
+      </w:pPr>
+      <w:r>
+        <w:rPr>
+          <w:b/>
+        </w:rPr>
+        <w:t>Purger et Brûler :</w:t>
+      </w:r>
+      <w:r>
+        <w:rPr>
+          <w:b w:val="0"/>
+        </w:rPr>
+        <w:t xml:space="preserve"> l'Alliance attaquante tente de réduire le Niveau de Puissance de l'Alliance adverse sur la planète choisie en exterminant l'ennemi et en l'empêchant de se répandre ailleurs ; particulièrement avantageux si l'Alliance attaquante a un Niveau de Puissance plus élevé.</w:t>
+      </w:r>
+    </w:p>
+    <w:p>
+      <w:pPr>
+        <w:pStyle w:val="ListBullet"/>
+      </w:pPr>
+      <w:r>
+        <w:rPr>
+          <w:b/>
+        </w:rPr>
+        <w:t>Invasion Orbitale :</w:t>
+      </w:r>
+      <w:r>
+        <w:rPr>
+          <w:b w:val="0"/>
+        </w:rPr>
+        <w:t xml:space="preserve"> l'Alliance attaquante tente de réduire le Niveau de Puissance de l'Alliance adverse sur la planète choisie en établissant une tête de pont et en y déversant des renforts pour contenir l'ennemi ; particulièrement avantageux si son Niveau de Puissance est plus faible.</w:t>
+      </w:r>
+    </w:p>
+    <w:p>
+      <w:pPr>
+        <w:pStyle w:val="ListBullet"/>
+      </w:pPr>
+      <w:r>
+        <w:rPr>
+          <w:b/>
+        </w:rPr>
+        <w:t>Bombardement Planétaire :</w:t>
+      </w:r>
+      <w:r>
+        <w:rPr>
+          <w:b w:val="0"/>
+        </w:rPr>
+        <w:t xml:space="preserve"> en affaiblissant les protections du défenseur et en le rendant vulnérable à un bombardement catastrophique, l'Alliance attaquante tente de détruire les emplacements d'Infrastructure de la planète, et potentiellement de la rendre incontrôlable.</w:t>
+      </w:r>
+    </w:p>
+    <w:p>
+      <w:pPr>
+        <w:pStyle w:val="ListBullet"/>
+      </w:pPr>
+      <w:r>
+        <w:rPr>
+          <w:b/>
+        </w:rPr>
+        <w:t>Raid sur la Base de Ravitaillement :</w:t>
+      </w:r>
+      <w:r>
+        <w:rPr>
+          <w:b w:val="0"/>
+        </w:rPr>
+        <w:t xml:space="preserve"> l'Alliance attaquante tente un sabotage ou un vol audacieux sur un site clé (chantier orbital, plaque tournante, relais). Son but est d'entraver la capacité du défenseur à déplacer ressources et renforts vers et depuis la planète, réduisant le Niveau de Puissance de l'Alliance adverse ici ou sur les planètes connectées.</w:t>
+      </w:r>
+    </w:p>
+    <w:p>
+      <w:pPr>
+        <w:pStyle w:val="ListBullet"/>
+      </w:pPr>
+      <w:r>
+        <w:rPr>
+          <w:b/>
+        </w:rPr>
+        <w:t>Action d'Abordage :</w:t>
+      </w:r>
+      <w:r>
+        <w:rPr>
+          <w:b w:val="0"/>
+        </w:rPr>
+        <w:t xml:space="preserve"> l'Alliance attaquante frappe une flotte de l'Alliance adverse stationnée en orbite de la planète, cherchant à causer assez de dégâts pour forcer la flotte défenderesse à se redéployer vers un autre système.</w:t>
+      </w:r>
+    </w:p>
+    <w:p>
+      <w:pPr>
+        <w:pStyle w:val="Heading3"/>
+      </w:pPr>
+      <w:r>
+        <w:t>Opération de Bond dans le Vide</w:t>
+      </w:r>
+    </w:p>
+    <w:p>
+      <w:pPr/>
+      <w:r>
+        <w:t>En choisissant cette Opération de Campagne, choisissez une planète sur la carte. Lors de l'étape « Arrivée des Flottes », déplacez cette flotte vers cette planète.</w:t>
+      </w:r>
+    </w:p>
+    <w:p>
+      <w:pPr>
+        <w:pStyle w:val="Heading3"/>
+      </w:pPr>
+      <w:r>
+        <w:t>Opération d'Édification</w:t>
+      </w:r>
+    </w:p>
+    <w:p>
+      <w:pPr/>
+      <w:r>
+        <w:t>En choisissant cette Opération de Campagne, choisissez l'un des éléments d'Infrastructure suivants : Ligne de Fortification ; Installation de Soutien ; Zone de Rassemblement. Lors de la partie concernée de l'étape « Édification Achevée », l'Alliance de cette flotte construit cet élément d'Infrastructure sur la planète de cette flotte.</w:t>
+      </w:r>
+    </w:p>
+    <w:p>
+      <w:pPr>
+        <w:pStyle w:val="Heading3"/>
+      </w:pPr>
+      <w:r>
+        <w:t>Opération d'Auxiliaires Logistiques</w:t>
+      </w:r>
+    </w:p>
+    <w:p>
+      <w:pPr/>
+      <w:r>
+        <w:t>Jusqu'à la fin de la phase de campagne, chaque fois que l'Alliance de cette flotte est attaquée sur la planète de cette flotte ou une planète connectée, le joueur de cette Alliance livrant cette bataille peut choisir le Théâtre utilisé, à la place du joueur de l'Alliance attaquante.</w:t>
+      </w:r>
+    </w:p>
+    <w:p>
+      <w:pPr>
+        <w:pStyle w:val="Heading3"/>
+      </w:pPr>
+      <w:r>
+        <w:t>Opération de Déploiement de Kill Teams</w:t>
+      </w:r>
+    </w:p>
+    <w:p>
+      <w:pPr/>
+      <w:r>
+        <w:t>En choisissant cette Opération de Campagne, choisissez la planète de cette flotte ou une planète connectée. Lors de l'étape « Résistance de Faible Intensité », pour chaque Alliance adverse, le Maître de Campagne lance 1D6 : sur 5+, le Niveau de Puissance de cette Alliance sur cette planète est réduit de 1.</w:t>
+      </w:r>
+    </w:p>
+    <w:p>
+      <w:pPr>
+        <w:pStyle w:val="Heading2"/>
+      </w:pPr>
+      <w:r>
+        <w:t>Exécution des Opérations</w:t>
+      </w:r>
+    </w:p>
+    <w:p>
+      <w:pPr/>
+      <w:r>
+        <w:t>Lors de cette étape, les joueurs livrent des batailles, construisent des Infrastructures et déplacent leurs flottes sur la carte de campagne, en suivant les étapes ci-dessous.</w:t>
+      </w:r>
+    </w:p>
+    <w:p>
+      <w:pPr>
+        <w:pStyle w:val="Heading3"/>
+      </w:pPr>
+      <w:r>
+        <w:t>2.1 Révélation des Opérations d'Alliance</w:t>
+      </w:r>
+    </w:p>
+    <w:p>
+      <w:pPr/>
+      <w:r>
+        <w:t>Le Maître de Campagne révèle aux autres joueurs les Opérations de Campagne de chaque Alliance pour cette phase de campagne. Si le Formulaire d'Ordres de l'Alliance a été utilisé, il suffit de le partager avec tout le groupe.</w:t>
+      </w:r>
+    </w:p>
+    <w:p>
+      <w:pPr/>
+      <w:r>
+        <w:t>Le Maître de Campagne fournit aussi à chaque Alliance la liste de toutes les Opérations de Bataille dont elle a été désignée comme cible.</w:t>
+      </w:r>
+    </w:p>
+    <w:p>
+      <w:pPr>
+        <w:pStyle w:val="Heading3"/>
+      </w:pPr>
+      <w:r>
+        <w:t>2.2 Édification Achevée</w:t>
+      </w:r>
+    </w:p>
+    <w:p>
+      <w:pPr/>
+      <w:r>
+        <w:t>Pour chaque flotte ayant choisi l'Opération d'Édification, le Maître de Campagne construit l'élément d'Infrastructure choisi sur la planète concernée, pour cette Alliance.</w:t>
+      </w:r>
+    </w:p>
+    <w:p>
+      <w:pPr/>
+      <w:r>
+        <w:t>Si plusieurs éléments d'Infrastructure doivent être construits sur la même planète lors de cette étape, le Maître de Campagne commence par l'Alliance ayant le Niveau de Puissance le plus élevé sur cette planète (en cas d'égalité, on départage par un jet de dés), puis passe à l'Alliance au Niveau de Puissance suivant, et ainsi de suite. Si cela devait occuper tous les emplacements d'Infrastructure de la planète, toutes les Opérations d'Édification restantes sur cette planète sont annulées et sans effet.</w:t>
+      </w:r>
+    </w:p>
+    <w:p>
+      <w:pPr/>
+      <w:r>
+        <w:t>À la fin de cette étape, le Maître de Campagne informe les joueurs de toutes les mises à jour de la carte de campagne.</w:t>
+      </w:r>
+    </w:p>
+    <w:p>
+      <w:pPr>
+        <w:pStyle w:val="Heading3"/>
+      </w:pPr>
+      <w:r>
+        <w:t>2.3 Résolution des Opérations de Bataille</w:t>
+      </w:r>
+    </w:p>
+    <w:p>
+      <w:pPr/>
+      <w:r>
+        <w:t>Cette étape constitue l'essentiel de la campagne. Les joueurs livrent des batailles pour résoudre les Opérations de Bataille choisies lors de l'étape « Sélection des Opérations » de cette phase de campagne. Le joueur ayant choisi l'Opération de Bataille est l'Attaquant de la partie jouée. À chaque bataille, les joueurs communiquent au Maître de Campagne le résultat et les Conséquences de Campagne décidées - celles-ci prennent effet à l'étape suivante.</w:t>
+      </w:r>
+    </w:p>
+    <w:p>
+      <w:pPr/>
+      <w:r>
+        <w:t>À la fin de cette étape, si des Opérations de Bataille n'ont pas été résolues par une partie, la flotte attaquante est considérée comme victorieuse de cette Opération de Bataille, et le joueur qui la contrôle décide des Conséquences de Campagne nécessaires.</w:t>
+      </w:r>
+    </w:p>
+    <w:p>
+      <w:pPr/>
+      <w:r>
+        <w:t>Pour permettre la résolution de toutes les Opérations de Bataille, il est recommandé que le Maître de Campagne fixe un délai d'environ un mois pour cette étape, selon les préférences et disponibilités des joueurs.</w:t>
+      </w:r>
+    </w:p>
+    <w:p>
+      <w:pPr>
+        <w:pStyle w:val="Heading3"/>
+      </w:pPr>
+      <w:r>
+        <w:t>2.4 Traitement des Résultats de Bataille</w:t>
+      </w:r>
+    </w:p>
+    <w:p>
+      <w:pPr/>
+      <w:r>
+        <w:t>À ce stade, le Maître de Campagne traite les résultats des batailles livrées lors de l'étape précédente, en commençant par les premières et en progressant dans l'ordre chronologique, mettant à jour la carte de campagne au fur et à mesure.</w:t>
+      </w:r>
+    </w:p>
+    <w:p>
+      <w:pPr/>
+      <w:r>
+        <w:t>Les Conséquences de Campagne de chaque bataille concernent souvent le Niveau de Puissance de l'Alliance victorieuse. Ces Niveaux de Puissance ont pu changer entre le moment où le vainqueur a fait ses choix et celui où ils sont traités (du fait de batailles antérieures). Le cas échéant, cela ne modifie pas les Conséquences de Campagne de la bataille en cours de traitement.</w:t>
+      </w:r>
+    </w:p>
+    <w:p>
+      <w:pPr/>
+      <w:r>
+        <w:t>Parfois, cependant, un ou plusieurs choix du vainqueur peuvent ne plus s'appliquer à cause de ces autres batailles (par exemple, tenter de dérober un élément d'Infrastructure désormais détruit). Dans ce cas, le Maître de Campagne demande au vainqueur s'il souhaite faire un autre choix.</w:t>
+      </w:r>
+    </w:p>
+    <w:p>
+      <w:pPr>
+        <w:pStyle w:val="Heading3"/>
+      </w:pPr>
+      <w:r>
+        <w:t>2.5 Arrivée des Flottes</w:t>
+      </w:r>
+    </w:p>
+    <w:p>
+      <w:pPr/>
+      <w:r>
+        <w:t>Pour chaque flotte ayant choisi l'Opération de Bond dans le Vide, le Maître de Campagne déplace cette flotte vers la planète choisie.</w:t>
+      </w:r>
+    </w:p>
+    <w:p>
+      <w:pPr>
+        <w:pStyle w:val="Heading3"/>
+      </w:pPr>
+      <w:r>
+        <w:t>2.6 Résistance de Faible Intensité</w:t>
+      </w:r>
+    </w:p>
+    <w:p>
+      <w:pPr/>
+      <w:r>
+        <w:t>Pour chaque flotte ayant choisi l'Opération de Déploiement de Kill Teams, à moins que la planète choisie ne soit désormais détruite, le Maître de Campagne résout cette Opération de Campagne.</w:t>
+      </w:r>
+    </w:p>
+    <w:p>
+      <w:pPr/>
+      <w:r>
+        <w:t>À la fin de cette étape, le Maître de Campagne montre aux joueurs la carte de campagne mise à jour, révélant les résultats des étapes précédentes et la nouvelle configuration du conflit.</w:t>
+      </w:r>
+    </w:p>
+    <w:p>
+      <w:pPr>
+        <w:pStyle w:val="Heading2"/>
+      </w:pPr>
+      <w:r>
+        <w:t>Résultats et Événements du Front de Vespator</w:t>
+      </w:r>
+    </w:p>
+    <w:p>
+      <w:pPr/>
+      <w:r>
+        <w:t>Lors de cette étape, le Maître de Campagne évalue la progression de chaque Alliance en calculant ses Points de Campagne actuels. Pour cela, pour chaque Alliance, il additionne le Niveau de Puissance combiné de cette Alliance sur toutes les planètes. Il ajoute ensuite 3 au total de chaque Alliance dont la Forteresse n'a pas été détruite. Enfin, il met à jour le Compteur de Points de la carte de campagne pour afficher ces totaux.</w:t>
+      </w:r>
+    </w:p>
+    <w:p>
+      <w:pPr/>
+      <w:r>
+        <w:t>S'il s'agit de la dernière phase de campagne, la campagne prend fin : le Maître de Campagne détermine le vainqueur de la campagne et les récompenses à attribuer aux Alliances et aux joueurs.</w:t>
+      </w:r>
+    </w:p>
+    <w:p>
+      <w:pPr/>
+      <w:r>
+        <w:t>Sinon, un certain nombre d'Événements du Front de Vespator peuvent alors survenir, susceptibles de modifier l'équilibre des forces entre les Alliances. Le Maître de Campagne les génère maintenant.</w:t>
+      </w:r>
+    </w:p>
+    <w:p>
+      <w:pPr>
+        <w:pStyle w:val="Heading2"/>
+      </w:pPr>
+      <w:r>
+        <w:t>Déplacement des Flottes</w:t>
+      </w:r>
+    </w:p>
+    <w:p>
+      <w:pPr/>
+      <w:r>
+        <w:t>Lors de cette étape, chaque joueur décide des déplacements qu'il souhaite effectuer (le cas échéant) pour chacune des flottes qu'il contrôle. Pour déplacer une flotte, son joueur choisit une planète connectée à celle où elle se trouve actuellement, vers laquelle la flotte se déplace. Les joueurs communiquent ensuite leurs choix au Maître de Campagne. Il est recommandé d'utiliser le Formulaire de Déplacement des Flottes pour consigner les décisions de chaque Alliance.</w:t>
+      </w:r>
+    </w:p>
+    <w:p>
+      <w:pPr>
+        <w:pStyle w:val="Heading2"/>
+      </w:pPr>
+      <w:r>
+        <w:t>Construction des Infrastructures</w:t>
+      </w:r>
+    </w:p>
+    <w:p>
+      <w:pPr/>
+      <w:r>
+        <w:t>En procédant dans l'ordre, de l'Alliance ayant le Niveau de Puissance total le plus élevé sur toutes les planètes à celle ayant le total le plus faible (on départage les égalités par un jet de dés), chaque Alliance peut construire un élément d'Infrastructure de n'importe quel type (hors Forteresse) sur l'une des planètes où se trouve une de ses flottes, ou sur une planète connectée à une telle planète.</w:t>
+      </w:r>
+    </w:p>
+    <w:p>
+      <w:pPr>
+        <w:pStyle w:val="Heading1"/>
+      </w:pPr>
+      <w:r>
+        <w:t>Fin de la Campagne</w:t>
+      </w:r>
+    </w:p>
+    <w:p>
+      <w:pPr/>
+      <w:r>
+        <w:t>À ce moment, le Maître de Campagne annonce l'Alliance victorieuse de la campagne, celle qui a conquis cette région du Front de Vespator. Il s'agit de l'Alliance ayant le total de Points de Campagne le plus élevé. En cas d'égalité, si une seule des Alliances à égalité possède encore sa Forteresse sur la carte de campagne, cette Alliance l'emporte. Sinon, un joueur de chacune de ces Alliances est choisi pour disputer une ultime bataille l'un contre l'autre (ou plusieurs batailles s'il y a plus de deux Alliances à égalité), afin de déterminer l'Alliance victorieuse.</w:t>
+      </w:r>
+    </w:p>
+    <w:p>
+      <w:pPr>
+        <w:pStyle w:val="Heading2"/>
+      </w:pPr>
+      <w:r>
+        <w:t>Médailles de Campagne</w:t>
+      </w:r>
+    </w:p>
+    <w:p>
+      <w:pPr/>
+      <w:r>
+        <w:t>Ensuite, le Maître de Campagne détermine quelles Alliances (et les joueurs qui les composent) remportent les Médailles de Campagne présentées ci-dessous. Chaque Médaille de Campagne précise les critères à remplir pour être attribuée. En cas d'égalité, le Maître de Campagne privilégie l'Alliance ayant le moins d'autres Médailles de Campagne.</w:t>
+      </w:r>
+    </w:p>
+    <w:p>
+      <w:pPr/>
+      <w:r>
+        <w:t>Chaque Médaille de Campagne offre des avantages uniques si les joueurs souhaitent se lancer dans une nouvelle campagne. Le cas échéant, une fois les nouvelles Alliances formées, le Maître de Campagne vérifie quelle Alliance compte le plus de joueurs porteurs de chaque Médaille de Campagne (on départage par un jet de dés en cas d'égalité) ; cette Alliance bénéficie alors de cette Médaille de Campagne pour la durée de cette campagne.</w:t>
+      </w:r>
+    </w:p>
+    <w:p>
+      <w:pPr>
+        <w:pStyle w:val="Heading3"/>
+      </w:pPr>
+      <w:r>
+        <w:t>Laurier de la Victoire</w:t>
+      </w:r>
+    </w:p>
+    <w:p>
+      <w:pPr/>
+      <w:r>
+        <w:rPr>
+          <w:b/>
+        </w:rPr>
+        <w:t>Attribuée à :</w:t>
+      </w:r>
+      <w:r>
+        <w:rPr>
+          <w:b w:val="0"/>
+        </w:rPr>
+        <w:t xml:space="preserve"> l'Alliance victorieuse.</w:t>
+      </w:r>
+    </w:p>
+    <w:p>
+      <w:pPr/>
+      <w:r>
+        <w:rPr>
+          <w:b/>
+        </w:rPr>
+        <w:t>Bénéfice :</w:t>
+      </w:r>
+      <w:r>
+        <w:rPr>
+          <w:b w:val="0"/>
+        </w:rPr>
+        <w:t xml:space="preserve"> lors de la mise en place de la carte de campagne, au début de l'étape « Les Alliances choisissent leurs Forteresses », cette Alliance choisit une planète :</w:t>
+      </w:r>
+    </w:p>
+    <w:p>
+      <w:pPr>
+        <w:pStyle w:val="ListBullet"/>
+      </w:pPr>
+      <w:r>
+        <w:t>Cette Alliance doit choisir cette planète pour y bâtir sa Forteresse. Ce faisant, elle y construit 1 Ligne de Fortification supplémentaire.</w:t>
+      </w:r>
+    </w:p>
+    <w:p>
+      <w:pPr>
+        <w:pStyle w:val="ListBullet"/>
+      </w:pPr>
+      <w:r>
+        <w:t>Aucune autre Alliance ne peut construire d'Infrastructure sur cette planète.</w:t>
+      </w:r>
+    </w:p>
+    <w:p>
+      <w:pPr>
+        <w:pStyle w:val="ListBullet"/>
+      </w:pPr>
+      <w:r>
+        <w:t>Aucune autre Alliance ne peut choisir un Niveau de Puissance supérieur à 1 pour elle-même sur cette planète.</w:t>
+      </w:r>
+    </w:p>
+    <w:p>
+      <w:pPr>
+        <w:pStyle w:val="ListBullet"/>
+      </w:pPr>
+      <w:r>
+        <w:t>Aucune flotte d'une autre Alliance ne peut débuter sur cette planète.</w:t>
+      </w:r>
+    </w:p>
+    <w:p>
+      <w:pPr>
+        <w:pStyle w:val="Heading3"/>
+      </w:pPr>
+      <w:r>
+        <w:t>Couronne de Pénombre</w:t>
+      </w:r>
+    </w:p>
+    <w:p>
+      <w:pPr/>
+      <w:r>
+        <w:rPr>
+          <w:b/>
+        </w:rPr>
+        <w:t>Attribuée à :</w:t>
+      </w:r>
+      <w:r>
+        <w:rPr>
+          <w:b w:val="0"/>
+        </w:rPr>
+        <w:t xml:space="preserve"> l'Alliance ayant un Niveau de Puissance de 1 sur le plus grand nombre de planètes.</w:t>
+      </w:r>
+    </w:p>
+    <w:p>
+      <w:pPr/>
+      <w:r>
+        <w:rPr>
+          <w:b/>
+        </w:rPr>
+        <w:t>Bénéfice :</w:t>
+      </w:r>
+      <w:r>
+        <w:rPr>
+          <w:b w:val="0"/>
+        </w:rPr>
+        <w:t xml:space="preserve"> lors de la mise en place de la carte de campagne, à la fin de l'étape « Les Alliances choisissent leurs Forteresses », cette Alliance choisit deux planètes. Son Niveau de Puissance sur ces planètes est augmenté de 2.</w:t>
+      </w:r>
+    </w:p>
+    <w:p>
+      <w:pPr>
+        <w:pStyle w:val="Heading3"/>
+      </w:pPr>
+      <w:r>
+        <w:t>Étoile du Voyageur du Vide</w:t>
+      </w:r>
+    </w:p>
+    <w:p>
+      <w:pPr/>
+      <w:r>
+        <w:rPr>
+          <w:b/>
+        </w:rPr>
+        <w:t>Attribuée à :</w:t>
+      </w:r>
+      <w:r>
+        <w:rPr>
+          <w:b w:val="0"/>
+        </w:rPr>
+        <w:t xml:space="preserve"> l'Alliance présentant la plus grande distance entre deux planètes où sont construites ses Installations de Soutien (cela nécessite au moins deux Installations de Soutien construites).</w:t>
+      </w:r>
+    </w:p>
+    <w:p>
+      <w:pPr/>
+      <w:r>
+        <w:rPr>
+          <w:b/>
+        </w:rPr>
+        <w:t>Bénéfice :</w:t>
+      </w:r>
+      <w:r>
+        <w:rPr>
+          <w:b w:val="0"/>
+        </w:rPr>
+        <w:t xml:space="preserve"> lors de l'étape « Déplacement des Flottes » de la première phase de campagne, chacune des flottes de cette Alliance peut être déplacée jusqu'à deux fois.</w:t>
+      </w:r>
+    </w:p>
+    <w:p>
+      <w:pPr>
+        <w:pStyle w:val="Heading3"/>
+      </w:pPr>
+      <w:r>
+        <w:t>Dague de Sable</w:t>
+      </w:r>
+    </w:p>
+    <w:p>
+      <w:pPr/>
+      <w:r>
+        <w:rPr>
+          <w:b/>
+        </w:rPr>
+        <w:t>Attribuée à :</w:t>
+      </w:r>
+      <w:r>
+        <w:rPr>
+          <w:b w:val="0"/>
+        </w:rPr>
+        <w:t xml:space="preserve"> l'Alliance présentant la plus grande distance entre deux planètes où se trouvent ses flottes.</w:t>
+      </w:r>
+    </w:p>
+    <w:p>
+      <w:pPr/>
+      <w:r>
+        <w:rPr>
+          <w:b/>
+        </w:rPr>
+        <w:t>Bénéfice :</w:t>
+      </w:r>
+      <w:r>
+        <w:rPr>
+          <w:b w:val="0"/>
+        </w:rPr>
+        <w:t xml:space="preserve"> lors de la mise en place de la carte de campagne, à la fin de l'étape « Les Alliances choisissent l'Emplacement de leurs Flottes », cette Alliance peut choisir deux planètes et y échanger ses Niveaux de Puissance. Elle peut le faire jusqu'à trois fois.</w:t>
+      </w:r>
+    </w:p>
+    <w:p>
+      <w:pPr>
+        <w:pStyle w:val="Heading1"/>
+      </w:pPr>
+      <w:r>
+        <w:t>Infrastructure</w:t>
+      </w:r>
+    </w:p>
+    <w:p>
+      <w:pPr/>
+      <w:r>
+        <w:t>Il existe quatre types d'Infrastructure que les joueurs peuvent construire. Chaque fois qu'un joueur est autorisé à construire un élément d'Infrastructure, on lui indique quels types il peut construire et sur quelles planètes.</w:t>
+      </w:r>
+    </w:p>
+    <w:p>
+      <w:pPr/>
+      <w:r>
+        <w:t>Si une planète n'a plus aucun emplacement d'Infrastructure intact et inoccupé, un joueur ne peut y construire aucun élément d'Infrastructure.</w:t>
+      </w:r>
+    </w:p>
+    <w:p>
+      <w:pPr>
+        <w:pStyle w:val="Heading2"/>
+      </w:pPr>
+      <w:r>
+        <w:t>Bâtir des Infrastructures</w:t>
+      </w:r>
+    </w:p>
+    <w:p>
+      <w:pPr/>
+      <w:r>
+        <w:t>Le nombre maximal d'éléments d'Infrastructure que chaque Alliance peut construire sur la carte de campagne dépend du type, comme indiqué dans le tableau ci-dessous.</w:t>
+      </w:r>
+    </w:p>
+    <w:tbl>
+      <w:tblPr>
+        <w:tblStyle w:val="TableGrid"/>
+        <w:tblLook w:firstColumn="1" w:firstRow="1" w:lastColumn="0" w:lastRow="0" w:noHBand="0" w:noVBand="1" w:val="04A0"/>
+        <w:tblW w:w="8640" w:type="dxa"/>
+        <w:tblLayout w:type="fixed"/>
+      </w:tblPr>
+      <w:tblGrid>
+        <w:gridCol w:w="5400"/>
+        <w:gridCol w:w="3240"/>
+      </w:tblGrid>
+      <w:tr>
+        <w:tc>
+          <w:tcPr>
+            <w:tcW w:w="5400" w:type="dxa"/>
+          </w:tcPr>
+          <w:p>
+            <w:r/>
+            <w:r>
+              <w:rPr>
+                <w:b/>
+              </w:rPr>
+              <w:t>Type d'Infrastructure</w:t>
+            </w:r>
+          </w:p>
+        </w:tc>
+        <w:tc>
+          <w:tcPr>
+            <w:tcW w:w="3240" w:type="dxa"/>
+          </w:tcPr>
+          <w:p>
+            <w:r/>
+            <w:r>
+              <w:rPr>
+                <w:b/>
+              </w:rPr>
+              <w:t>Maximum par Alliance</w:t>
+            </w:r>
+          </w:p>
+        </w:tc>
+      </w:tr>
+      <w:tr>
+        <w:tc>
+          <w:tcPr>
+            <w:tcW w:w="5400" w:type="dxa"/>
+          </w:tcPr>
+          <w:p>
+            <w:r/>
+            <w:r>
+              <w:t>Forteresse</w:t>
+            </w:r>
+          </w:p>
+        </w:tc>
+        <w:tc>
+          <w:tcPr>
+            <w:tcW w:w="3240" w:type="dxa"/>
+          </w:tcPr>
+          <w:p>
+            <w:r/>
+            <w:r>
+              <w:t>1</w:t>
+            </w:r>
+          </w:p>
+        </w:tc>
+      </w:tr>
+      <w:tr>
+        <w:tc>
+          <w:tcPr>
+            <w:tcW w:w="5400" w:type="dxa"/>
+          </w:tcPr>
+          <w:p>
+            <w:r/>
+            <w:r>
+              <w:t>Installation de Soutien</w:t>
+            </w:r>
+          </w:p>
+        </w:tc>
+        <w:tc>
+          <w:tcPr>
+            <w:tcW w:w="3240" w:type="dxa"/>
+          </w:tcPr>
+          <w:p>
+            <w:r/>
+            <w:r>
+              <w:t>3</w:t>
+            </w:r>
+          </w:p>
+        </w:tc>
+      </w:tr>
+      <w:tr>
+        <w:tc>
+          <w:tcPr>
+            <w:tcW w:w="5400" w:type="dxa"/>
+          </w:tcPr>
+          <w:p>
+            <w:r/>
+            <w:r>
+              <w:t>Zone de Rassemblement</w:t>
+            </w:r>
+          </w:p>
+        </w:tc>
+        <w:tc>
+          <w:tcPr>
+            <w:tcW w:w="3240" w:type="dxa"/>
+          </w:tcPr>
+          <w:p>
+            <w:r/>
+            <w:r>
+              <w:t>3</w:t>
+            </w:r>
+          </w:p>
+        </w:tc>
+      </w:tr>
+      <w:tr>
+        <w:tc>
+          <w:tcPr>
+            <w:tcW w:w="5400" w:type="dxa"/>
+          </w:tcPr>
+          <w:p>
+            <w:r/>
+            <w:r>
+              <w:t>Ligne de Fortification</w:t>
+            </w:r>
+          </w:p>
+        </w:tc>
+        <w:tc>
+          <w:tcPr>
+            <w:tcW w:w="3240" w:type="dxa"/>
+          </w:tcPr>
+          <w:p>
+            <w:r/>
+            <w:r>
+              <w:t>5</w:t>
+            </w:r>
+          </w:p>
+        </w:tc>
+      </w:tr>
+    </w:tbl>
+    <w:p>
+      <w:pPr/>
+      <w:r>
+        <w:t>Si l'Alliance d'un joueur possède déjà le nombre maximal d'éléments d'Infrastructure d'un type donné sur la carte, elle ne peut plus en construire de ce type tant qu'un ou plusieurs éléments de ce type appartenant à son Alliance n'ont pas été capturés ou détruits.</w:t>
+      </w:r>
+    </w:p>
+    <w:p>
+      <w:pPr/>
+      <w:r>
+        <w:t>Chaque fois qu'un élément d'Infrastructure est construit, le pion correspondant à cette Alliance est placé sur l'un des emplacements d'Infrastructure inutilisés de la planète concernée.</w:t>
+      </w:r>
+    </w:p>
+    <w:p>
+      <w:pPr>
+        <w:pStyle w:val="Heading2"/>
+      </w:pPr>
+      <w:r>
+        <w:t>Destruction d'une Planète</w:t>
+      </w:r>
+    </w:p>
+    <w:p>
+      <w:pPr/>
+      <w:r>
+        <w:t>Lorsque le dernier emplacement d'Infrastructure d'une planète est détruit, cette planète devient inhabitable. Dans ce cas :</w:t>
+      </w:r>
+    </w:p>
+    <w:p>
+      <w:pPr>
+        <w:pStyle w:val="ListBullet"/>
+      </w:pPr>
+      <w:r>
+        <w:t>Le Niveau de Puissance de chaque Alliance sur cette planète est réduit à 0.</w:t>
+      </w:r>
+    </w:p>
+    <w:p>
+      <w:pPr>
+        <w:pStyle w:val="ListBullet"/>
+      </w:pPr>
+      <w:r>
+        <w:t>Les flottes peuvent continuer à se déplacer vers cette planète, mais elle ne peut être choisie pour aucune Opération de Campagne.</w:t>
+      </w:r>
+    </w:p>
+    <w:p>
+      <w:pPr>
+        <w:pStyle w:val="Heading2"/>
+      </w:pPr>
+      <w:r>
+        <w:t>Types d'Infrastructure</w:t>
+      </w:r>
+    </w:p>
+    <w:p>
+      <w:pPr/>
+      <w:r>
+        <w:t>Chaque type d'Infrastructure possède ses propres règles, présentées ci-dessous.</w:t>
+      </w:r>
+    </w:p>
+    <w:p>
+      <w:pPr>
+        <w:pStyle w:val="Heading3"/>
+      </w:pPr>
+      <w:r>
+        <w:t>Forteresse</w:t>
+      </w:r>
+    </w:p>
+    <w:p>
+      <w:pPr/>
+      <w:r>
+        <w:t>Chaque fois qu'un joueur appartenant à l'Alliance de cette Infrastructure remporte une bataille sur cette planète ou une planète connectée, il peut considérer le Niveau de Puissance de son Alliance sur cette planète comme supérieur ou inférieur de 1 à sa valeur réelle, pour les Conséquences de Campagne de cette bataille.</w:t>
+      </w:r>
+    </w:p>
+    <w:p>
+      <w:pPr/>
+      <w:r>
+        <w:rPr>
+          <w:i/>
+        </w:rPr>
+        <w:t>Note :</w:t>
+      </w:r>
+      <w:r>
+        <w:t xml:space="preserve"> tant que la Forteresse d'une Alliance n'est pas détruite, elle contribue aussi au total de Points de Campagne de cette Alliance.</w:t>
+      </w:r>
+    </w:p>
+    <w:p>
+      <w:pPr>
+        <w:pStyle w:val="Heading3"/>
+      </w:pPr>
+      <w:r>
+        <w:t>Zone de Rassemblement</w:t>
+      </w:r>
+    </w:p>
+    <w:p>
+      <w:pPr/>
+      <w:r>
+        <w:t>Chaque fois qu'un joueur appartenant à l'Alliance de cette Infrastructure livre une bataille sur cette planète ou une planète connectée, il peut considérer le Niveau de Puissance de son Alliance sur cette planète comme supérieur ou inférieur de 1 à sa valeur réelle, pour les Règles de Mission de cette bataille. L'effet de plusieurs Zones de Rassemblement n'est pas cumulatif (il ne peut s'appliquer qu'une seule fois par bataille).</w:t>
+      </w:r>
+    </w:p>
+    <w:p>
+      <w:pPr>
+        <w:pStyle w:val="Heading3"/>
+      </w:pPr>
+      <w:r>
+        <w:t>Installation de Soutien</w:t>
+      </w:r>
+    </w:p>
+    <w:p>
+      <w:pPr/>
+      <w:r>
+        <w:t>Pour les joueurs appartenant à l'Alliance de cette Infrastructure, les planètes situées à une distance de 2 de cette planète sont considérées comme connectées à elle, mais pas l'inverse.</w:t>
+      </w:r>
+    </w:p>
+    <w:p>
+      <w:pPr>
+        <w:pStyle w:val="Heading3"/>
+      </w:pPr>
+      <w:r>
+        <w:t>Ligne de Fortification</w:t>
+      </w:r>
+    </w:p>
+    <w:p>
+      <w:pPr/>
+      <w:r>
+        <w:t>Le Niveau de Puissance minimal de l'Alliance de cette Infrastructure sur cette planète est augmenté de 1. Lorsque cette Infrastructure est construite, si elle porte le Niveau de Puissance minimal de son Alliance au-dessus de son Niveau de Puissance actuel sur cette planète, augmentez le Niveau de Puissance en conséquence. Chaque fois qu'une règle devrait réduire le Niveau de Puissance de cette Alliance sous ce seuil, une des Lignes de Fortification de cette Alliance sur cette planète est détruite à la place.</w:t>
+      </w:r>
+    </w:p>
+    <w:p>
+      <w:pPr>
+        <w:pStyle w:val="Heading1"/>
+      </w:pPr>
+      <w:r>
+        <w:t>Événements du Front de Vespator</w:t>
+      </w:r>
+    </w:p>
+    <w:p>
+      <w:pPr/>
+      <w:r>
+        <w:t>Au fil de la campagne, des événements supplémentaires sont introduits pour entretenir le récit. Certains peuvent survenir lors de n'importe quelle phase de la campagne, d'autres ne prennent effet que si une Alliance commence à prendre trop d'avance ou à accumuler trop de retard.</w:t>
+      </w:r>
+    </w:p>
+    <w:p>
+      <w:pPr/>
+      <w:r>
+        <w:t>Lorsque le Maître de Campagne reçoit l'instruction de générer des Événements du Front de Vespator, il procède ainsi :</w:t>
+      </w:r>
+    </w:p>
+    <w:p>
+      <w:pPr>
+        <w:pStyle w:val="ListBullet"/>
+      </w:pPr>
+      <w:r>
+        <w:t>D'abord, si une Alliance a plus de 5 Points de Campagne d'avance sur chacune des autres au Compteur de Points, cette Alliance est dite Alliance dominante et le Maître de Campagne lance 1D6 : sur 4+, il génère un Événement « Périls du Pouvoir ».</w:t>
+      </w:r>
+    </w:p>
+    <w:p>
+      <w:pPr>
+        <w:pStyle w:val="ListBullet"/>
+      </w:pPr>
+      <w:r>
+        <w:t>Ensuite, si une Alliance a plus de 5 Points de Campagne de retard sur chacune des autres au Compteur de Points, cette Alliance est dite Alliance à la traîne et le Maître de Campagne lance 1D6 : sur 4+, il génère un Événement « Mesures Désespérées ».</w:t>
+      </w:r>
+    </w:p>
+    <w:p>
+      <w:pPr>
+        <w:pStyle w:val="ListBullet"/>
+      </w:pPr>
+      <w:r>
+        <w:t>Enfin, le Maître de Campagne lance 1D6, en ajoutant 1 au résultat s'il s'agit de la quatrième phase de campagne ou d'une phase ultérieure : sur 4+, il génère un Événement « Fortunes de Guerre » (voir ci-dessous).</w:t>
+      </w:r>
+    </w:p>
+    <w:p>
+      <w:pPr>
+        <w:pStyle w:val="Heading2"/>
+      </w:pPr>
+      <w:r>
+        <w:t>Événements Fortunes de Guerre</w:t>
+      </w:r>
+    </w:p>
+    <w:p>
+      <w:pPr/>
+      <w:r>
+        <w:t>Pour générer l'un de ces Événements, le Maître de Campagne lance 1D33 et applique l'Événement correspondant de cette section. Pour lancer 1D33, lancez deux D3 l'un après l'autre : le premier résultat donne les « dizaines », le second les « unités ». Par exemple, un premier résultat de 2 et un second de 1 donnent un D33 de 21.</w:t>
+      </w:r>
+    </w:p>
+    <w:p>
+      <w:pPr>
+        <w:pStyle w:val="Heading3"/>
+      </w:pPr>
+      <w:r>
+        <w:t>11 : Accalmie dans les Combats</w:t>
+      </w:r>
+    </w:p>
+    <w:p>
+      <w:pPr/>
+      <w:r>
+        <w:t>En commençant par l'Alliance ayant le score le plus élevé au Compteur de Points et en poursuivant dans l'ordre décroissant :</w:t>
+      </w:r>
+    </w:p>
+    <w:p>
+      <w:pPr>
+        <w:pStyle w:val="ListBullet"/>
+      </w:pPr>
+      <w:r>
+        <w:t>Cette Alliance peut construire l'un des éléments d'Infrastructure suivants sur une planète : Ligne de Fortification ; Installation de Soutien ; Zone de Rassemblement.</w:t>
+      </w:r>
+    </w:p>
+    <w:p>
+      <w:pPr>
+        <w:pStyle w:val="ListBullet"/>
+      </w:pPr>
+      <w:r>
+        <w:t>Cette Alliance peut déplacer chacune de ses flottes vers une planète connectée.</w:t>
+      </w:r>
+    </w:p>
+    <w:p>
+      <w:pPr>
+        <w:pStyle w:val="Heading3"/>
+      </w:pPr>
+      <w:r>
+        <w:t>12 : Piraterie du Vide</w:t>
+      </w:r>
+    </w:p>
+    <w:p>
+      <w:pPr/>
+      <w:r>
+        <w:t>Lors de la prochaine phase de campagne :</w:t>
+      </w:r>
+    </w:p>
+    <w:p>
+      <w:pPr>
+        <w:pStyle w:val="ListBullet"/>
+      </w:pPr>
+      <w:r>
+        <w:t>Les flottes ne peuvent pas déclarer l'Opération de Bond dans le Vide.</w:t>
+      </w:r>
+    </w:p>
+    <w:p>
+      <w:pPr>
+        <w:pStyle w:val="ListBullet"/>
+      </w:pPr>
+      <w:r>
+        <w:t>Les règles de l'Installation de Soutien ne prennent pas effet.</w:t>
+      </w:r>
+    </w:p>
+    <w:p>
+      <w:pPr>
+        <w:pStyle w:val="Heading3"/>
+      </w:pPr>
+      <w:r>
+        <w:t>13 : Marées de la Guerre</w:t>
+      </w:r>
+    </w:p>
+    <w:p>
+      <w:pPr/>
+      <w:r>
+        <w:t>En commençant par l'Alliance ayant le score le plus élevé au Compteur de Points et en poursuivant dans l'ordre décroissant, chaque Alliance peut, si son Infrastructure Forteresse n'est pas détruite, la retirer de la carte de campagne puis construire une Infrastructure Forteresse sur une autre planète.</w:t>
+      </w:r>
+    </w:p>
+    <w:p>
+      <w:pPr>
+        <w:pStyle w:val="Heading3"/>
+      </w:pPr>
+      <w:r>
+        <w:t>21 : Présages Sinistres</w:t>
+      </w:r>
+    </w:p>
+    <w:p>
+      <w:pPr/>
+      <w:r>
+        <w:t>Lors de la prochaine phase de campagne :</w:t>
+      </w:r>
+    </w:p>
+    <w:p>
+      <w:pPr>
+        <w:pStyle w:val="ListBullet"/>
+      </w:pPr>
+      <w:r>
+        <w:t>Les flottes ne peuvent pas déclarer l'Opération d'Auxiliaires Logistiques.</w:t>
+      </w:r>
+    </w:p>
+    <w:p>
+      <w:pPr>
+        <w:pStyle w:val="ListBullet"/>
+      </w:pPr>
+      <w:r>
+        <w:t>Chaque fois qu'une planète est attaquée, le Théâtre utilisé est déterminé aléatoirement, au lieu d'être choisi par le joueur de l'Alliance attaquante.</w:t>
+      </w:r>
+    </w:p>
+    <w:p>
+      <w:pPr>
+        <w:pStyle w:val="Heading3"/>
+      </w:pPr>
+      <w:r>
+        <w:t>22 : Richesses Archéotech</w:t>
+      </w:r>
+    </w:p>
+    <w:p>
+      <w:pPr/>
+      <w:r>
+        <w:t>Le Maître de Campagne choisit les trois planètes ayant le Niveau de Puissance total combiné (toutes Alliances) le plus faible ; des richesses archéotech y ont été découvertes. À la fin de l'étape « Traitement des Résultats de Bataille » de la prochaine phase de campagne, pour chacune de ces planètes, l'Alliance ayant remporté le plus de batailles sur cette planète durant cette phase de campagne s'empare de ces richesses. Chaque fois qu'une Alliance s'empare de richesses archéotech sur une planète, elle peut effectuer l'action suivante jusqu'à trois fois : choisir cette planète ou une planète connectée, et y augmenter son Niveau de Puissance de 1.</w:t>
+      </w:r>
+    </w:p>
+    <w:p>
+      <w:pPr>
+        <w:pStyle w:val="Heading3"/>
+      </w:pPr>
+      <w:r>
+        <w:t>23 : Famine et Maladie</w:t>
+      </w:r>
+    </w:p>
+    <w:p>
+      <w:pPr/>
+      <w:r>
+        <w:t>Soustrayez 1 au Niveau de Puissance de chaque Alliance sur chaque planète.</w:t>
+      </w:r>
+    </w:p>
+    <w:p>
+      <w:pPr>
+        <w:pStyle w:val="Heading3"/>
+      </w:pPr>
+      <w:r>
+        <w:t>31 : Migration de Bêtes Xenos</w:t>
+      </w:r>
+    </w:p>
+    <w:p>
+      <w:pPr/>
+      <w:r>
+        <w:t>Les joueurs de chaque Alliance doivent choisir en secret de nouvelles planètes où placer leurs flottes. Ce faisant, le nouvel emplacement de chaque flotte doit être différent de la planète où elle se trouvait, et non connecté à cette planète. Le Maître de Campagne met ensuite à jour la carte de campagne en conséquence.</w:t>
+      </w:r>
+    </w:p>
+    <w:p>
+      <w:pPr>
+        <w:pStyle w:val="Heading3"/>
+      </w:pPr>
+      <w:r>
+        <w:t>32 : Machinations du Destin</w:t>
+      </w:r>
+    </w:p>
+    <w:p>
+      <w:pPr/>
+      <w:r>
+        <w:t>Chaque joueur peut notifier au Maître de Campagne qu'il souhaite faire défection vers une autre Alliance, et le cas échéant, vers laquelle.</w:t>
+      </w:r>
+    </w:p>
+    <w:p>
+      <w:pPr/>
+      <w:r>
+        <w:t>Si un ou plusieurs joueurs le souhaitent, le Maître de Campagne tente de réorganiser tous les joueurs de sorte que chacun dispose d'au moins une flotte pour l'Alliance désirée. Si ce n'est pas possible, certains joueurs peuvent ne pas pouvoir faire défection, et le Maître de Campagne décide lesquels le peuvent. Les flottes non réclamées sont ensuite réparties entre les joueurs restants des Alliances concernées.</w:t>
+      </w:r>
+    </w:p>
+    <w:p>
+      <w:pPr>
+        <w:pStyle w:val="Heading3"/>
+      </w:pPr>
+      <w:r>
+        <w:t>33 : Tempêtes Stellaires</w:t>
+      </w:r>
+    </w:p>
+    <w:p>
+      <w:pPr/>
+      <w:r>
+        <w:t>Cet Événement ne peut prendre effet plus d'une fois durant la campagne. S'il a déjà pris effet, générez un nouvel Événement « Fortunes de Guerre » à la place.</w:t>
+      </w:r>
+    </w:p>
+    <w:p>
+      <w:pPr/>
+      <w:r>
+        <w:t>Le Maître de Campagne lance 1D6 pour chaque planète n'ayant qu'un seul emplacement d'Infrastructure intact : sur 4+, cet emplacement est détruit (cela peut entraîner la destruction de la planète).</w:t>
+      </w:r>
+    </w:p>
+    <w:p>
+      <w:pPr>
+        <w:pStyle w:val="Heading2"/>
+      </w:pPr>
+      <w:r>
+        <w:t>Événements Périls du Pouvoir</w:t>
+      </w:r>
+    </w:p>
+    <w:p>
+      <w:pPr/>
+      <w:r>
+        <w:t>Pour générer l'un de ces Événements, le Maître de Campagne lance 1D3 et applique l'Événement correspondant de cette section.</w:t>
+      </w:r>
+    </w:p>
+    <w:p>
+      <w:pPr>
+        <w:pStyle w:val="Heading3"/>
+      </w:pPr>
+      <w:r>
+        <w:t>Soulèvements de Culte</w:t>
+      </w:r>
+    </w:p>
+    <w:p>
+      <w:pPr/>
+      <w:r>
+        <w:t>Le Maître de Campagne choisit l'une des planètes où l'Alliance dominante a son Niveau de Puissance le plus élevé (hors planète abritant sa Forteresse) pour être le foyer du soulèvement, puis :</w:t>
+      </w:r>
+    </w:p>
+    <w:p>
+      <w:pPr>
+        <w:pStyle w:val="ListBullet"/>
+      </w:pPr>
+      <w:r>
+        <w:t>D'abord, pour chaque élément d'Infrastructure sur cette planète, lancez 1D6 : sur 3-5, cet élément d'Infrastructure est détruit ; sur 6, cet élément d'Infrastructure est détruit ainsi que son emplacement d'Infrastructure (cela peut entraîner la destruction de la planète).</w:t>
+      </w:r>
+    </w:p>
+    <w:p>
+      <w:pPr>
+        <w:pStyle w:val="ListBullet"/>
+      </w:pPr>
+      <w:r>
+        <w:t>Ensuite, pour chaque point de Niveau de Puissance de l'Alliance dominante sur cette planète, lancez 1D6, en soustrayant 1 au résultat s'il y a une flotte de cette Alliance sur cette planète : pour chaque 4+, soustrayez 1 au Niveau de Puissance de cette Alliance sur cette planète.</w:t>
+      </w:r>
+    </w:p>
+    <w:p>
+      <w:pPr>
+        <w:pStyle w:val="Heading3"/>
+      </w:pPr>
+      <w:r>
+        <w:t>Opposition Coordonnée</w:t>
+      </w:r>
+    </w:p>
+    <w:p>
+      <w:pPr/>
+      <w:r>
+        <w:t>Lors de la prochaine phase de campagne, chaque fois qu'un joueur livre une bataille sur une planète contre l'Alliance dominante, il peut considérer le Niveau de Puissance de son Alliance sur cette planète comme supérieur ou inférieur de 1 à sa valeur réelle, pour les Règles de Mission et les Conséquences de Campagne de cette bataille.</w:t>
+      </w:r>
+    </w:p>
+    <w:p>
+      <w:pPr>
+        <w:pStyle w:val="Heading3"/>
+      </w:pPr>
+      <w:r>
+        <w:t>Un Livre Ouvert</w:t>
+      </w:r>
+    </w:p>
+    <w:p>
+      <w:pPr/>
+      <w:r>
+        <w:t>Lors de la prochaine phase de campagne, à l'étape « Sélection des Opérations », les joueurs de l'Alliance dominante doivent déclarer toutes les Opérations de Campagne de leurs flottes et les révéler aux joueurs des autres Alliances avant que ceux-ci ne déclarent les Opérations de Campagne de leurs propres flottes.</w:t>
+      </w:r>
+    </w:p>
+    <w:p>
+      <w:pPr>
+        <w:pStyle w:val="Heading2"/>
+      </w:pPr>
+      <w:r>
+        <w:t>Événements Mesures Désespérées</w:t>
+      </w:r>
+    </w:p>
+    <w:p>
+      <w:pPr/>
+      <w:r>
+        <w:t>Pour générer l'un de ces Événements, le Maître de Campagne lance 1D3 et applique l'Événement correspondant de cette section.</w:t>
+      </w:r>
+    </w:p>
+    <w:p>
+      <w:pPr>
+        <w:pStyle w:val="Heading3"/>
+      </w:pPr>
+      <w:r>
+        <w:t>Un Marché Coûteux</w:t>
+      </w:r>
+    </w:p>
+    <w:p>
+      <w:pPr/>
+      <w:r>
+        <w:t>L'Alliance à la traîne peut choisir une planète (hors planète abritant la Forteresse d'une ou plusieurs Alliances adverses) et une Alliance adverse. Ces deux Alliances échangent leur Niveau de Puissance sur cette planète.</w:t>
+      </w:r>
+    </w:p>
+    <w:p>
+      <w:pPr>
+        <w:pStyle w:val="Heading3"/>
+      </w:pPr>
+      <w:r>
+        <w:t>Ferveur Indomptable</w:t>
+      </w:r>
+    </w:p>
+    <w:p>
+      <w:pPr/>
+      <w:r>
+        <w:t>Lors de la prochaine phase de campagne, chacune des flottes de l'Alliance à la traîne peut déclarer une Opération de Campagne supplémentaire.</w:t>
+      </w:r>
+    </w:p>
+    <w:p>
+      <w:pPr>
+        <w:pStyle w:val="Heading3"/>
+      </w:pPr>
+      <w:r>
+        <w:t>Actifs de Contrebande</w:t>
+      </w:r>
+    </w:p>
+    <w:p>
+      <w:pPr/>
+      <w:r>
+        <w:t>Pour chaque élément d'Infrastructure que l'Alliance à la traîne possède sur la carte de campagne, elle peut le retirer de la carte. À chaque fois, elle peut construire un élément d'Infrastructure du même type sur une autre planète. Elle peut ensuite construire un élément d'Infrastructure supplémentaire (hors Forteresse) sur n'importe quelle planète.</w:t>
+      </w:r>
+    </w:p>
     <w:sectPr>
       <w:footerReference w:type="default" r:id="rId9"/>
       <w:pgSz w:w="12240" w:h="15840"/>
